--- a/pr-preview/pr-261/mcmc-handout.docx
+++ b/pr-preview/pr-261/mcmc-handout.docx
@@ -15,7 +15,7 @@
         <w:pStyle w:val="Date"/>
       </w:pPr>
       <w:r>
-        <w:t xml:space="preserve">Last modified: 2026-10-16 14:10:48 (PDT)</w:t>
+        <w:t xml:space="preserve">Last modified: 2026-10-16 18:35:04 (PDT)</w:t>
       </w:r>
     </w:p>
     <w:p>
@@ -175,41 +175,9 @@
       <w:r>
         <w:t xml:space="preserve"> </w:t>
       </w:r>
-      <m:oMath>
-        <m:r>
-          <m:rPr>
-            <m:sty m:val="p"/>
-          </m:rPr>
-          <m:t>p</m:t>
-        </m:r>
-        <m:r>
-          <m:rPr>
-            <m:sty m:val="p"/>
-          </m:rPr>
-          <m:t>(</m:t>
-        </m:r>
-        <m:limLow>
-          <m:e>
-            <m:r>
-              <m:t>y</m:t>
-            </m:r>
-          </m:e>
-          <m:lim>
-            <m:r>
-              <m:rPr>
-                <m:sty m:val="p"/>
-              </m:rPr>
-              <m:t>∼</m:t>
-            </m:r>
-          </m:lim>
-        </m:limLow>
-        <m:r>
-          <m:rPr>
-            <m:sty m:val="p"/>
-          </m:rPr>
-          <m:t>)</m:t>
-        </m:r>
-      </m:oMath>
+      <w:r>
+        <w:t xml:space="preserve">$\operatorname{p}(\mathord{\smash[b]{\underset{\raise.3ex\hbox{$\scriptstyle\sim$}}{y}}\vphantom{y}})$</w:t>
+      </w:r>
       <w:r>
         <w:t xml:space="preserve"> </w:t>
       </w:r>
@@ -305,98 +273,9 @@
       <w:r>
         <w:t xml:space="preserve"> </w:t>
       </w:r>
-      <m:oMath>
-        <m:sSup>
-          <m:e>
-            <m:limLow>
-              <m:e>
-                <m:r>
-                  <m:t>θ</m:t>
-                </m:r>
-              </m:e>
-              <m:lim>
-                <m:r>
-                  <m:rPr>
-                    <m:sty m:val="p"/>
-                  </m:rPr>
-                  <m:t>∼</m:t>
-                </m:r>
-              </m:lim>
-            </m:limLow>
-          </m:e>
-          <m:sup>
-            <m:r>
-              <m:rPr>
-                <m:sty m:val="p"/>
-              </m:rPr>
-              <m:t>(</m:t>
-            </m:r>
-            <m:r>
-              <m:t>1</m:t>
-            </m:r>
-            <m:r>
-              <m:rPr>
-                <m:sty m:val="p"/>
-              </m:rPr>
-              <m:t>)</m:t>
-            </m:r>
-          </m:sup>
-        </m:sSup>
-        <m:r>
-          <m:rPr>
-            <m:sty m:val="p"/>
-          </m:rPr>
-          <m:t>,</m:t>
-        </m:r>
-        <m:sSup>
-          <m:e>
-            <m:limLow>
-              <m:e>
-                <m:r>
-                  <m:t>θ</m:t>
-                </m:r>
-              </m:e>
-              <m:lim>
-                <m:r>
-                  <m:rPr>
-                    <m:sty m:val="p"/>
-                  </m:rPr>
-                  <m:t>∼</m:t>
-                </m:r>
-              </m:lim>
-            </m:limLow>
-          </m:e>
-          <m:sup>
-            <m:r>
-              <m:rPr>
-                <m:sty m:val="p"/>
-              </m:rPr>
-              <m:t>(</m:t>
-            </m:r>
-            <m:r>
-              <m:t>2</m:t>
-            </m:r>
-            <m:r>
-              <m:rPr>
-                <m:sty m:val="p"/>
-              </m:rPr>
-              <m:t>)</m:t>
-            </m:r>
-          </m:sup>
-        </m:sSup>
-        <m:r>
-          <m:rPr>
-            <m:sty m:val="p"/>
-          </m:rPr>
-          <m:t>,</m:t>
-        </m:r>
-        <m:r>
-          <m:rPr>
-            <m:sty m:val="p"/>
-          </m:rPr>
-          <m:t>…</m:t>
-        </m:r>
-      </m:oMath>
+      <w:r>
+        <w:t xml:space="preserve">$\mathord{\smash[b]{\underset{\raise.3ex\hbox{$\scriptstyle\sim$}}{\theta}}\vphantom{\theta}}^{(1)}, \mathord{\smash[b]{\underset{\raise.3ex\hbox{$\scriptstyle\sim$}}{\theta}}\vphantom{\theta}}^{(2)}, \ldots$</w:t>
+      </w:r>
       <w:r>
         <w:t xml:space="preserve">,</w:t>
       </w:r>
@@ -415,44 +294,9 @@
       <w:r>
         <w:t xml:space="preserve"> </w:t>
       </w:r>
-      <m:oMath>
-        <m:sSup>
-          <m:e>
-            <m:limLow>
-              <m:e>
-                <m:r>
-                  <m:t>θ</m:t>
-                </m:r>
-              </m:e>
-              <m:lim>
-                <m:r>
-                  <m:rPr>
-                    <m:sty m:val="p"/>
-                  </m:rPr>
-                  <m:t>∼</m:t>
-                </m:r>
-              </m:lim>
-            </m:limLow>
-          </m:e>
-          <m:sup>
-            <m:r>
-              <m:rPr>
-                <m:sty m:val="p"/>
-              </m:rPr>
-              <m:t>(</m:t>
-            </m:r>
-            <m:r>
-              <m:t>t</m:t>
-            </m:r>
-            <m:r>
-              <m:rPr>
-                <m:sty m:val="p"/>
-              </m:rPr>
-              <m:t>)</m:t>
-            </m:r>
-          </m:sup>
-        </m:sSup>
-      </m:oMath>
+      <w:r>
+        <w:t xml:space="preserve">$\mathord{\smash[b]{\underset{\raise.3ex\hbox{$\scriptstyle\sim$}}{\theta}}\vphantom{\theta}}^{(t)}$</w:t>
+      </w:r>
       <w:r>
         <w:t xml:space="preserve"> </w:t>
       </w:r>
@@ -590,7 +434,7 @@
         <m:sSub>
           <m:e>
             <m:r>
-              <m:t>ε</m:t>
+              <m:t>ν</m:t>
             </m:r>
           </m:e>
           <m:sub>
@@ -616,7 +460,7 @@
         <m:sSub>
           <m:e>
             <m:r>
-              <m:t>ε</m:t>
+              <m:t>ν</m:t>
             </m:r>
           </m:e>
           <m:sub>
@@ -1052,23 +896,9 @@
       <w:r>
         <w:t xml:space="preserve"> </w:t>
       </w:r>
-      <m:oMath>
-        <m:limLow>
-          <m:e>
-            <m:r>
-              <m:t>θ</m:t>
-            </m:r>
-          </m:e>
-          <m:lim>
-            <m:r>
-              <m:rPr>
-                <m:sty m:val="p"/>
-              </m:rPr>
-              <m:t>∼</m:t>
-            </m:r>
-          </m:lim>
-        </m:limLow>
-      </m:oMath>
+      <w:r>
+        <w:t xml:space="preserve">$\mathord{\smash[b]{\underset{\raise.3ex\hbox{$\scriptstyle\sim$}}{\theta}}\vphantom{\theta}}$</w:t>
+      </w:r>
       <w:r>
         <w:t xml:space="preserve">,</w:t>
       </w:r>
@@ -1083,175 +913,9 @@
       <w:pPr>
         <w:pStyle w:val="BodyText"/>
       </w:pPr>
-      <m:oMathPara>
-        <m:oMathParaPr>
-          <m:jc m:val="center"/>
-        </m:oMathParaPr>
-        <m:oMath>
-          <m:r>
-            <m:rPr>
-              <m:sty m:val="p"/>
-            </m:rPr>
-            <m:t>p</m:t>
-          </m:r>
-          <m:r>
-            <m:rPr>
-              <m:sty m:val="p"/>
-            </m:rPr>
-            <m:t>(</m:t>
-          </m:r>
-          <m:limLow>
-            <m:e>
-              <m:r>
-                <m:t>y</m:t>
-              </m:r>
-            </m:e>
-            <m:lim>
-              <m:r>
-                <m:rPr>
-                  <m:sty m:val="p"/>
-                </m:rPr>
-                <m:t>∼</m:t>
-              </m:r>
-            </m:lim>
-          </m:limLow>
-          <m:r>
-            <m:rPr>
-              <m:sty m:val="p"/>
-            </m:rPr>
-            <m:t>)</m:t>
-          </m:r>
-          <m:r>
-            <m:rPr>
-              <m:sty m:val="p"/>
-            </m:rPr>
-            <m:t>=</m:t>
-          </m:r>
-          <m:r>
-            <m:rPr>
-              <m:sty m:val="p"/>
-            </m:rPr>
-            <m:t>∫</m:t>
-          </m:r>
-          <m:r>
-            <m:rPr>
-              <m:sty m:val="p"/>
-            </m:rPr>
-            <m:t>p</m:t>
-          </m:r>
-          <m:r>
-            <m:rPr>
-              <m:sty m:val="p"/>
-            </m:rPr>
-            <m:t>(</m:t>
-          </m:r>
-          <m:limLow>
-            <m:e>
-              <m:r>
-                <m:t>y</m:t>
-              </m:r>
-            </m:e>
-            <m:lim>
-              <m:r>
-                <m:rPr>
-                  <m:sty m:val="p"/>
-                </m:rPr>
-                <m:t>∼</m:t>
-              </m:r>
-            </m:lim>
-          </m:limLow>
-          <m:r>
-            <m:rPr>
-              <m:sty m:val="p"/>
-            </m:rPr>
-            <m:t>∣</m:t>
-          </m:r>
-          <m:limLow>
-            <m:e>
-              <m:r>
-                <m:t>θ</m:t>
-              </m:r>
-            </m:e>
-            <m:lim>
-              <m:r>
-                <m:rPr>
-                  <m:sty m:val="p"/>
-                </m:rPr>
-                <m:t>∼</m:t>
-              </m:r>
-            </m:lim>
-          </m:limLow>
-          <m:r>
-            <m:rPr>
-              <m:sty m:val="p"/>
-            </m:rPr>
-            <m:t>)</m:t>
-          </m:r>
-          <m:r>
-            <m:t> </m:t>
-          </m:r>
-          <m:r>
-            <m:rPr>
-              <m:sty m:val="p"/>
-            </m:rPr>
-            <m:t>p</m:t>
-          </m:r>
-          <m:r>
-            <m:rPr>
-              <m:sty m:val="p"/>
-            </m:rPr>
-            <m:t>(</m:t>
-          </m:r>
-          <m:limLow>
-            <m:e>
-              <m:r>
-                <m:t>θ</m:t>
-              </m:r>
-            </m:e>
-            <m:lim>
-              <m:r>
-                <m:rPr>
-                  <m:sty m:val="p"/>
-                </m:rPr>
-                <m:t>∼</m:t>
-              </m:r>
-            </m:lim>
-          </m:limLow>
-          <m:r>
-            <m:rPr>
-              <m:sty m:val="p"/>
-            </m:rPr>
-            <m:t>)</m:t>
-          </m:r>
-          <m:r>
-            <m:t> </m:t>
-          </m:r>
-          <m:r>
-            <m:t>d</m:t>
-          </m:r>
-          <m:limLow>
-            <m:e>
-              <m:r>
-                <m:t>θ</m:t>
-              </m:r>
-            </m:e>
-            <m:lim>
-              <m:r>
-                <m:rPr>
-                  <m:sty m:val="p"/>
-                </m:rPr>
-                <m:t>∼</m:t>
-              </m:r>
-            </m:lim>
-          </m:limLow>
-          <m:r>
-            <m:rPr>
-              <m:sty m:val="p"/>
-            </m:rPr>
-            <m:t>,</m:t>
-          </m:r>
-        </m:oMath>
-      </m:oMathPara>
+      <w:r>
+        <w:t xml:space="preserve">$$\operatorname{p}(\mathord{\smash[b]{\underset{\raise.3ex\hbox{$\scriptstyle\sim$}}{y}}\vphantom{y}}) = \int \operatorname{p}(\mathord{\smash[b]{\underset{\raise.3ex\hbox{$\scriptstyle\sim$}}{y}}\vphantom{y}}\mid \mathord{\smash[b]{\underset{\raise.3ex\hbox{$\scriptstyle\sim$}}{\theta}}\vphantom{\theta}})\, \operatorname{p}(\mathord{\smash[b]{\underset{\raise.3ex\hbox{$\scriptstyle\sim$}}{\theta}}\vphantom{\theta}})\, d\mathord{\smash[b]{\underset{\raise.3ex\hbox{$\scriptstyle\sim$}}{\theta}}\vphantom{\theta}},$$</w:t>
+      </w:r>
     </w:p>
     <w:p>
       <w:pPr>
@@ -1263,23 +927,9 @@
       <w:r>
         <w:t xml:space="preserve"> </w:t>
       </w:r>
-      <m:oMath>
-        <m:limLow>
-          <m:e>
-            <m:r>
-              <m:t>θ</m:t>
-            </m:r>
-          </m:e>
-          <m:lim>
-            <m:r>
-              <m:rPr>
-                <m:sty m:val="p"/>
-              </m:rPr>
-              <m:t>∼</m:t>
-            </m:r>
-          </m:lim>
-        </m:limLow>
-      </m:oMath>
+      <w:r>
+        <w:t xml:space="preserve">$\mathord{\smash[b]{\underset{\raise.3ex\hbox{$\scriptstyle\sim$}}{\theta}}\vphantom{\theta}}$</w:t>
+      </w:r>
       <w:r>
         <w:t xml:space="preserve"> </w:t>
       </w:r>
@@ -1295,23 +945,9 @@
       <w:r>
         <w:t xml:space="preserve"> </w:t>
       </w:r>
-      <m:oMath>
-        <m:limLow>
-          <m:e>
-            <m:r>
-              <m:t>θ</m:t>
-            </m:r>
-          </m:e>
-          <m:lim>
-            <m:r>
-              <m:rPr>
-                <m:sty m:val="p"/>
-              </m:rPr>
-              <m:t>∼</m:t>
-            </m:r>
-          </m:lim>
-        </m:limLow>
-      </m:oMath>
+      <w:r>
+        <w:t xml:space="preserve">$\mathord{\smash[b]{\underset{\raise.3ex\hbox{$\scriptstyle\sim$}}{\theta}}\vphantom{\theta}}$</w:t>
+      </w:r>
       <w:r>
         <w:t xml:space="preserve"> </w:t>
       </w:r>
@@ -1342,134 +978,9 @@
       <w:r>
         <w:t xml:space="preserve"> </w:t>
       </w:r>
-      <m:oMath>
-        <m:r>
-          <m:rPr>
-            <m:sty m:val="p"/>
-          </m:rPr>
-          <m:t>p</m:t>
-        </m:r>
-        <m:r>
-          <m:rPr>
-            <m:sty m:val="p"/>
-          </m:rPr>
-          <m:t>(</m:t>
-        </m:r>
-        <m:sSup>
-          <m:e>
-            <m:limLow>
-              <m:e>
-                <m:r>
-                  <m:t>θ</m:t>
-                </m:r>
-              </m:e>
-              <m:lim>
-                <m:r>
-                  <m:rPr>
-                    <m:sty m:val="p"/>
-                  </m:rPr>
-                  <m:t>∼</m:t>
-                </m:r>
-              </m:lim>
-            </m:limLow>
-          </m:e>
-          <m:sup>
-            <m:r>
-              <m:rPr>
-                <m:sty m:val="p"/>
-              </m:rPr>
-              <m:t>*</m:t>
-            </m:r>
-          </m:sup>
-        </m:sSup>
-        <m:r>
-          <m:rPr>
-            <m:sty m:val="p"/>
-          </m:rPr>
-          <m:t>∣</m:t>
-        </m:r>
-        <m:limLow>
-          <m:e>
-            <m:r>
-              <m:t>y</m:t>
-            </m:r>
-          </m:e>
-          <m:lim>
-            <m:r>
-              <m:rPr>
-                <m:sty m:val="p"/>
-              </m:rPr>
-              <m:t>∼</m:t>
-            </m:r>
-          </m:lim>
-        </m:limLow>
-        <m:r>
-          <m:rPr>
-            <m:sty m:val="p"/>
-          </m:rPr>
-          <m:t>)</m:t>
-        </m:r>
-        <m:r>
-          <m:rPr>
-            <m:sty m:val="p"/>
-          </m:rPr>
-          <m:t>/</m:t>
-        </m:r>
-        <m:r>
-          <m:rPr>
-            <m:sty m:val="p"/>
-          </m:rPr>
-          <m:t>p</m:t>
-        </m:r>
-        <m:r>
-          <m:rPr>
-            <m:sty m:val="p"/>
-          </m:rPr>
-          <m:t>(</m:t>
-        </m:r>
-        <m:limLow>
-          <m:e>
-            <m:r>
-              <m:t>θ</m:t>
-            </m:r>
-          </m:e>
-          <m:lim>
-            <m:r>
-              <m:rPr>
-                <m:sty m:val="p"/>
-              </m:rPr>
-              <m:t>∼</m:t>
-            </m:r>
-          </m:lim>
-        </m:limLow>
-        <m:r>
-          <m:rPr>
-            <m:sty m:val="p"/>
-          </m:rPr>
-          <m:t>∣</m:t>
-        </m:r>
-        <m:limLow>
-          <m:e>
-            <m:r>
-              <m:t>y</m:t>
-            </m:r>
-          </m:e>
-          <m:lim>
-            <m:r>
-              <m:rPr>
-                <m:sty m:val="p"/>
-              </m:rPr>
-              <m:t>∼</m:t>
-            </m:r>
-          </m:lim>
-        </m:limLow>
-        <m:r>
-          <m:rPr>
-            <m:sty m:val="p"/>
-          </m:rPr>
-          <m:t>)</m:t>
-        </m:r>
-      </m:oMath>
+      <w:r>
+        <w:t xml:space="preserve">$\operatorname{p}(\mathord{\smash[b]{\underset{\raise.3ex\hbox{$\scriptstyle\sim$}}{\theta}}\vphantom{\theta}}^* \mid \mathord{\smash[b]{\underset{\raise.3ex\hbox{$\scriptstyle\sim$}}{y}}\vphantom{y}}) / \operatorname{p}(\mathord{\smash[b]{\underset{\raise.3ex\hbox{$\scriptstyle\sim$}}{\theta}}\vphantom{\theta}}\mid \mathord{\smash[b]{\underset{\raise.3ex\hbox{$\scriptstyle\sim$}}{y}}\vphantom{y}})$</w:t>
+      </w:r>
       <w:r>
         <w:t xml:space="preserve">,</w:t>
       </w:r>
@@ -1511,176 +1022,9 @@
       <w:r>
         <w:t xml:space="preserve"> </w:t>
       </w:r>
-      <m:oMath>
-        <m:sSup>
-          <m:e>
-            <m:limLow>
-              <m:e>
-                <m:r>
-                  <m:t>θ</m:t>
-                </m:r>
-              </m:e>
-              <m:lim>
-                <m:r>
-                  <m:rPr>
-                    <m:sty m:val="p"/>
-                  </m:rPr>
-                  <m:t>∼</m:t>
-                </m:r>
-              </m:lim>
-            </m:limLow>
-          </m:e>
-          <m:sup>
-            <m:r>
-              <m:rPr>
-                <m:sty m:val="p"/>
-              </m:rPr>
-              <m:t>(</m:t>
-            </m:r>
-            <m:r>
-              <m:t>1</m:t>
-            </m:r>
-            <m:r>
-              <m:rPr>
-                <m:sty m:val="p"/>
-              </m:rPr>
-              <m:t>)</m:t>
-            </m:r>
-          </m:sup>
-        </m:sSup>
-        <m:r>
-          <m:rPr>
-            <m:sty m:val="p"/>
-          </m:rPr>
-          <m:t>,</m:t>
-        </m:r>
-        <m:r>
-          <m:rPr>
-            <m:sty m:val="p"/>
-          </m:rPr>
-          <m:t>…</m:t>
-        </m:r>
-        <m:r>
-          <m:rPr>
-            <m:sty m:val="p"/>
-          </m:rPr>
-          <m:t>,</m:t>
-        </m:r>
-        <m:sSup>
-          <m:e>
-            <m:limLow>
-              <m:e>
-                <m:r>
-                  <m:t>θ</m:t>
-                </m:r>
-              </m:e>
-              <m:lim>
-                <m:r>
-                  <m:rPr>
-                    <m:sty m:val="p"/>
-                  </m:rPr>
-                  <m:t>∼</m:t>
-                </m:r>
-              </m:lim>
-            </m:limLow>
-          </m:e>
-          <m:sup>
-            <m:r>
-              <m:rPr>
-                <m:sty m:val="p"/>
-              </m:rPr>
-              <m:t>(</m:t>
-            </m:r>
-            <m:r>
-              <m:t>M</m:t>
-            </m:r>
-            <m:r>
-              <m:rPr>
-                <m:sty m:val="p"/>
-              </m:rPr>
-              <m:t>)</m:t>
-            </m:r>
-          </m:sup>
-        </m:sSup>
-        <m:r>
-          <m:t> </m:t>
-        </m:r>
-        <m:sSub>
-          <m:e>
-            <m:r>
-              <m:rPr>
-                <m:sty m:val="p"/>
-              </m:rPr>
-              <m:t>∼</m:t>
-            </m:r>
-          </m:e>
-          <m:sub>
-            <m:r>
-              <m:rPr>
-                <m:sty m:val="p"/>
-              </m:rPr>
-              <m:t>iid</m:t>
-            </m:r>
-          </m:sub>
-        </m:sSub>
-        <m:r>
-          <m:t> </m:t>
-        </m:r>
-        <m:r>
-          <m:rPr>
-            <m:sty m:val="p"/>
-          </m:rPr>
-          <m:t>p</m:t>
-        </m:r>
-        <m:r>
-          <m:rPr>
-            <m:sty m:val="p"/>
-          </m:rPr>
-          <m:t>(</m:t>
-        </m:r>
-        <m:limLow>
-          <m:e>
-            <m:r>
-              <m:t>θ</m:t>
-            </m:r>
-          </m:e>
-          <m:lim>
-            <m:r>
-              <m:rPr>
-                <m:sty m:val="p"/>
-              </m:rPr>
-              <m:t>∼</m:t>
-            </m:r>
-          </m:lim>
-        </m:limLow>
-        <m:r>
-          <m:rPr>
-            <m:sty m:val="p"/>
-          </m:rPr>
-          <m:t>∣</m:t>
-        </m:r>
-        <m:limLow>
-          <m:e>
-            <m:r>
-              <m:t>y</m:t>
-            </m:r>
-          </m:e>
-          <m:lim>
-            <m:r>
-              <m:rPr>
-                <m:sty m:val="p"/>
-              </m:rPr>
-              <m:t>∼</m:t>
-            </m:r>
-          </m:lim>
-        </m:limLow>
-        <m:r>
-          <m:rPr>
-            <m:sty m:val="p"/>
-          </m:rPr>
-          <m:t>)</m:t>
-        </m:r>
-      </m:oMath>
+      <w:r>
+        <w:t xml:space="preserve">$\mathord{\smash[b]{\underset{\raise.3ex\hbox{$\scriptstyle\sim$}}{\theta}}\vphantom{\theta}}^{(1)}, \ldots, \mathord{\smash[b]{\underset{\raise.3ex\hbox{$\scriptstyle\sim$}}{\theta}}\vphantom{\theta}}^{(M)} \ \sim_{\operatorname{iid}}\ \operatorname{p}(\mathord{\smash[b]{\underset{\raise.3ex\hbox{$\scriptstyle\sim$}}{\theta}}\vphantom{\theta}}\mid \mathord{\smash[b]{\underset{\raise.3ex\hbox{$\scriptstyle\sim$}}{y}}\vphantom{y}})$</w:t>
+      </w:r>
       <w:r>
         <w:t xml:space="preserve"> </w:t>
       </w:r>
@@ -1723,81 +1067,9 @@
       <w:r>
         <w:t xml:space="preserve"> </w:t>
       </w:r>
-      <m:oMath>
-        <m:r>
-          <m:rPr>
-            <m:sty m:val="p"/>
-          </m:rPr>
-          <m:t>E</m:t>
-        </m:r>
-        <m:r>
-          <m:t>​</m:t>
-        </m:r>
-        <m:d>
-          <m:dPr>
-            <m:begChr m:val="["/>
-            <m:sepChr m:val=""/>
-            <m:endChr m:val="]"/>
-            <m:grow/>
-          </m:dPr>
-          <m:e>
-            <m:r>
-              <m:t>g</m:t>
-            </m:r>
-            <m:r>
-              <m:rPr>
-                <m:sty m:val="p"/>
-              </m:rPr>
-              <m:t>(</m:t>
-            </m:r>
-            <m:limLow>
-              <m:e>
-                <m:r>
-                  <m:t>θ</m:t>
-                </m:r>
-              </m:e>
-              <m:lim>
-                <m:r>
-                  <m:rPr>
-                    <m:sty m:val="p"/>
-                  </m:rPr>
-                  <m:t>∼</m:t>
-                </m:r>
-              </m:lim>
-            </m:limLow>
-            <m:r>
-              <m:rPr>
-                <m:sty m:val="p"/>
-              </m:rPr>
-              <m:t>)</m:t>
-            </m:r>
-            <m:r>
-              <m:rPr>
-                <m:sty m:val="p"/>
-              </m:rPr>
-              <m:t>∣</m:t>
-            </m:r>
-            <m:limLow>
-              <m:e>
-                <m:r>
-                  <m:t>y</m:t>
-                </m:r>
-              </m:e>
-              <m:lim>
-                <m:r>
-                  <m:rPr>
-                    <m:sty m:val="p"/>
-                  </m:rPr>
-                  <m:t>∼</m:t>
-                </m:r>
-              </m:lim>
-            </m:limLow>
-          </m:e>
-        </m:d>
-        <m:r>
-          <m:t>​</m:t>
-        </m:r>
-      </m:oMath>
+      <w:r>
+        <w:t xml:space="preserve">$\operatorname{E}\mathopen{}\left[g(\mathord{\smash[b]{\underset{\raise.3ex\hbox{$\scriptstyle\sim$}}{\theta}}\vphantom{\theta}}) \mid \mathord{\smash[b]{\underset{\raise.3ex\hbox{$\scriptstyle\sim$}}{y}}\vphantom{y}}\right]\mathclose{}$</w:t>
+      </w:r>
       <w:r>
         <w:t xml:space="preserve"> </w:t>
       </w:r>
@@ -1809,118 +1081,11 @@
       <w:pPr>
         <w:pStyle w:val="BodyText"/>
       </w:pPr>
-      <m:oMathPara>
-        <m:oMathParaPr>
-          <m:jc m:val="center"/>
-        </m:oMathParaPr>
-        <m:oMath>
-          <m:f>
-            <m:fPr>
-              <m:type m:val="bar"/>
-            </m:fPr>
-            <m:num>
-              <m:r>
-                <m:t>1</m:t>
-              </m:r>
-            </m:num>
-            <m:den>
-              <m:r>
-                <m:t>M</m:t>
-              </m:r>
-            </m:den>
-          </m:f>
-          <m:nary>
-            <m:naryPr>
-              <m:chr m:val="∑"/>
-              <m:limLoc m:val="undOvr"/>
-              <m:subHide m:val="off"/>
-              <m:supHide m:val="off"/>
-            </m:naryPr>
-            <m:sub>
-              <m:r>
-                <m:t>m</m:t>
-              </m:r>
-              <m:r>
-                <m:rPr>
-                  <m:sty m:val="p"/>
-                </m:rPr>
-                <m:t>=</m:t>
-              </m:r>
-              <m:r>
-                <m:t>1</m:t>
-              </m:r>
-            </m:sub>
-            <m:sup>
-              <m:r>
-                <m:t>M</m:t>
-              </m:r>
-            </m:sup>
-            <m:e>
-              <m:r>
-                <m:t>g</m:t>
-              </m:r>
-            </m:e>
-          </m:nary>
-          <m:r>
-            <m:t>​</m:t>
-          </m:r>
-          <m:d>
-            <m:dPr>
-              <m:begChr m:val="("/>
-              <m:sepChr m:val=""/>
-              <m:endChr m:val=")"/>
-              <m:grow/>
-            </m:dPr>
-            <m:e>
-              <m:sSup>
-                <m:e>
-                  <m:limLow>
-                    <m:e>
-                      <m:r>
-                        <m:t>θ</m:t>
-                      </m:r>
-                    </m:e>
-                    <m:lim>
-                      <m:r>
-                        <m:rPr>
-                          <m:sty m:val="p"/>
-                        </m:rPr>
-                        <m:t>∼</m:t>
-                      </m:r>
-                    </m:lim>
-                  </m:limLow>
-                </m:e>
-                <m:sup>
-                  <m:r>
-                    <m:rPr>
-                      <m:sty m:val="p"/>
-                    </m:rPr>
-                    <m:t>(</m:t>
-                  </m:r>
-                  <m:r>
-                    <m:t>m</m:t>
-                  </m:r>
-                  <m:r>
-                    <m:rPr>
-                      <m:sty m:val="p"/>
-                    </m:rPr>
-                    <m:t>)</m:t>
-                  </m:r>
-                </m:sup>
-              </m:sSup>
-            </m:e>
-          </m:d>
-          <m:r>
-            <m:t>​</m:t>
-          </m:r>
-          <m:r>
-            <m:rPr>
-              <m:sty m:val="p"/>
-            </m:rPr>
-            <m:t>.</m:t>
-          </m:r>
-        </m:oMath>
-      </m:oMathPara>
+      <w:r>
+        <w:t xml:space="preserve">$$
+    \frac{1}{M} \sum_{m=1}^{M} g\mathopen{}\left(\mathord{\smash[b]{\underset{\raise.3ex\hbox{$\scriptstyle\sim$}}{\theta}}\vphantom{\theta}}^{(m)}\right)\mathclose{}.
+    $$</w:t>
+      </w:r>
     </w:p>
     <w:bookmarkEnd w:id="16"/>
     <w:p>
@@ -2895,98 +2060,9 @@
       <w:r>
         <w:t xml:space="preserve"> </w:t>
       </w:r>
-      <m:oMath>
-        <m:sSup>
-          <m:e>
-            <m:limLow>
-              <m:e>
-                <m:r>
-                  <m:t>θ</m:t>
-                </m:r>
-              </m:e>
-              <m:lim>
-                <m:r>
-                  <m:rPr>
-                    <m:sty m:val="p"/>
-                  </m:rPr>
-                  <m:t>∼</m:t>
-                </m:r>
-              </m:lim>
-            </m:limLow>
-          </m:e>
-          <m:sup>
-            <m:r>
-              <m:rPr>
-                <m:sty m:val="p"/>
-              </m:rPr>
-              <m:t>(</m:t>
-            </m:r>
-            <m:r>
-              <m:t>1</m:t>
-            </m:r>
-            <m:r>
-              <m:rPr>
-                <m:sty m:val="p"/>
-              </m:rPr>
-              <m:t>)</m:t>
-            </m:r>
-          </m:sup>
-        </m:sSup>
-        <m:r>
-          <m:rPr>
-            <m:sty m:val="p"/>
-          </m:rPr>
-          <m:t>,</m:t>
-        </m:r>
-        <m:sSup>
-          <m:e>
-            <m:limLow>
-              <m:e>
-                <m:r>
-                  <m:t>θ</m:t>
-                </m:r>
-              </m:e>
-              <m:lim>
-                <m:r>
-                  <m:rPr>
-                    <m:sty m:val="p"/>
-                  </m:rPr>
-                  <m:t>∼</m:t>
-                </m:r>
-              </m:lim>
-            </m:limLow>
-          </m:e>
-          <m:sup>
-            <m:r>
-              <m:rPr>
-                <m:sty m:val="p"/>
-              </m:rPr>
-              <m:t>(</m:t>
-            </m:r>
-            <m:r>
-              <m:t>2</m:t>
-            </m:r>
-            <m:r>
-              <m:rPr>
-                <m:sty m:val="p"/>
-              </m:rPr>
-              <m:t>)</m:t>
-            </m:r>
-          </m:sup>
-        </m:sSup>
-        <m:r>
-          <m:rPr>
-            <m:sty m:val="p"/>
-          </m:rPr>
-          <m:t>,</m:t>
-        </m:r>
-        <m:r>
-          <m:rPr>
-            <m:sty m:val="p"/>
-          </m:rPr>
-          <m:t>…</m:t>
-        </m:r>
-      </m:oMath>
+      <w:r>
+        <w:t xml:space="preserve">$\mathord{\smash[b]{\underset{\raise.3ex\hbox{$\scriptstyle\sim$}}{\theta}}\vphantom{\theta}}^{(1)}, \mathord{\smash[b]{\underset{\raise.3ex\hbox{$\scriptstyle\sim$}}{\theta}}\vphantom{\theta}}^{(2)}, \ldots$</w:t>
+      </w:r>
       <w:r>
         <w:t xml:space="preserve"> </w:t>
       </w:r>
@@ -3029,53 +2105,9 @@
       <w:r>
         <w:t xml:space="preserve"> </w:t>
       </w:r>
-      <m:oMath>
-        <m:sSup>
-          <m:e>
-            <m:limLow>
-              <m:e>
-                <m:r>
-                  <m:t>θ</m:t>
-                </m:r>
-              </m:e>
-              <m:lim>
-                <m:r>
-                  <m:rPr>
-                    <m:sty m:val="p"/>
-                  </m:rPr>
-                  <m:t>∼</m:t>
-                </m:r>
-              </m:lim>
-            </m:limLow>
-          </m:e>
-          <m:sup>
-            <m:r>
-              <m:rPr>
-                <m:sty m:val="p"/>
-              </m:rPr>
-              <m:t>(</m:t>
-            </m:r>
-            <m:r>
-              <m:t>t</m:t>
-            </m:r>
-            <m:r>
-              <m:rPr>
-                <m:sty m:val="p"/>
-              </m:rPr>
-              <m:t>+</m:t>
-            </m:r>
-            <m:r>
-              <m:t>1</m:t>
-            </m:r>
-            <m:r>
-              <m:rPr>
-                <m:sty m:val="p"/>
-              </m:rPr>
-              <m:t>)</m:t>
-            </m:r>
-          </m:sup>
-        </m:sSup>
-      </m:oMath>
+      <w:r>
+        <w:t xml:space="preserve">$\mathord{\smash[b]{\underset{\raise.3ex\hbox{$\scriptstyle\sim$}}{\theta}}\vphantom{\theta}}^{(t+1)}$</w:t>
+      </w:r>
       <w:r>
         <w:t xml:space="preserve"> </w:t>
       </w:r>
@@ -3091,44 +2123,9 @@
       <w:r>
         <w:t xml:space="preserve"> </w:t>
       </w:r>
-      <m:oMath>
-        <m:sSup>
-          <m:e>
-            <m:limLow>
-              <m:e>
-                <m:r>
-                  <m:t>θ</m:t>
-                </m:r>
-              </m:e>
-              <m:lim>
-                <m:r>
-                  <m:rPr>
-                    <m:sty m:val="p"/>
-                  </m:rPr>
-                  <m:t>∼</m:t>
-                </m:r>
-              </m:lim>
-            </m:limLow>
-          </m:e>
-          <m:sup>
-            <m:r>
-              <m:rPr>
-                <m:sty m:val="p"/>
-              </m:rPr>
-              <m:t>(</m:t>
-            </m:r>
-            <m:r>
-              <m:t>t</m:t>
-            </m:r>
-            <m:r>
-              <m:rPr>
-                <m:sty m:val="p"/>
-              </m:rPr>
-              <m:t>)</m:t>
-            </m:r>
-          </m:sup>
-        </m:sSup>
-      </m:oMath>
+      <w:r>
+        <w:t xml:space="preserve">$\mathord{\smash[b]{\underset{\raise.3ex\hbox{$\scriptstyle\sim$}}{\theta}}\vphantom{\theta}}^{(t)}$</w:t>
+      </w:r>
       <w:r>
         <w:t xml:space="preserve">:</w:t>
       </w:r>
@@ -3137,348 +2134,13 @@
       <w:pPr>
         <w:pStyle w:val="BodyText"/>
       </w:pPr>
-      <m:oMathPara>
-        <m:oMathParaPr>
-          <m:jc m:val="center"/>
-        </m:oMathParaPr>
-        <m:oMath>
-          <m:r>
-            <m:rPr>
-              <m:sty m:val="p"/>
-            </m:rPr>
-            <m:t>p</m:t>
-          </m:r>
-          <m:r>
-            <m:t>​</m:t>
-          </m:r>
-          <m:d>
-            <m:dPr>
-              <m:begChr m:val="("/>
-              <m:sepChr m:val=""/>
-              <m:endChr m:val=")"/>
-              <m:grow/>
-            </m:dPr>
-            <m:e>
-              <m:sSup>
-                <m:e>
-                  <m:limLow>
-                    <m:e>
-                      <m:r>
-                        <m:t>θ</m:t>
-                      </m:r>
-                    </m:e>
-                    <m:lim>
-                      <m:r>
-                        <m:rPr>
-                          <m:sty m:val="p"/>
-                        </m:rPr>
-                        <m:t>∼</m:t>
-                      </m:r>
-                    </m:lim>
-                  </m:limLow>
-                </m:e>
-                <m:sup>
-                  <m:r>
-                    <m:rPr>
-                      <m:sty m:val="p"/>
-                    </m:rPr>
-                    <m:t>(</m:t>
-                  </m:r>
-                  <m:r>
-                    <m:t>t</m:t>
-                  </m:r>
-                  <m:r>
-                    <m:rPr>
-                      <m:sty m:val="p"/>
-                    </m:rPr>
-                    <m:t>+</m:t>
-                  </m:r>
-                  <m:r>
-                    <m:t>1</m:t>
-                  </m:r>
-                  <m:r>
-                    <m:rPr>
-                      <m:sty m:val="p"/>
-                    </m:rPr>
-                    <m:t>)</m:t>
-                  </m:r>
-                </m:sup>
-              </m:sSup>
-              <m:r>
-                <m:rPr>
-                  <m:sty m:val="p"/>
-                </m:rPr>
-                <m:t>∣</m:t>
-              </m:r>
-              <m:sSup>
-                <m:e>
-                  <m:limLow>
-                    <m:e>
-                      <m:r>
-                        <m:t>θ</m:t>
-                      </m:r>
-                    </m:e>
-                    <m:lim>
-                      <m:r>
-                        <m:rPr>
-                          <m:sty m:val="p"/>
-                        </m:rPr>
-                        <m:t>∼</m:t>
-                      </m:r>
-                    </m:lim>
-                  </m:limLow>
-                </m:e>
-                <m:sup>
-                  <m:r>
-                    <m:rPr>
-                      <m:sty m:val="p"/>
-                    </m:rPr>
-                    <m:t>(</m:t>
-                  </m:r>
-                  <m:r>
-                    <m:t>t</m:t>
-                  </m:r>
-                  <m:r>
-                    <m:rPr>
-                      <m:sty m:val="p"/>
-                    </m:rPr>
-                    <m:t>)</m:t>
-                  </m:r>
-                </m:sup>
-              </m:sSup>
-              <m:r>
-                <m:rPr>
-                  <m:sty m:val="p"/>
-                </m:rPr>
-                <m:t>,</m:t>
-              </m:r>
-              <m:sSup>
-                <m:e>
-                  <m:limLow>
-                    <m:e>
-                      <m:r>
-                        <m:t>θ</m:t>
-                      </m:r>
-                    </m:e>
-                    <m:lim>
-                      <m:r>
-                        <m:rPr>
-                          <m:sty m:val="p"/>
-                        </m:rPr>
-                        <m:t>∼</m:t>
-                      </m:r>
-                    </m:lim>
-                  </m:limLow>
-                </m:e>
-                <m:sup>
-                  <m:r>
-                    <m:rPr>
-                      <m:sty m:val="p"/>
-                    </m:rPr>
-                    <m:t>(</m:t>
-                  </m:r>
-                  <m:r>
-                    <m:t>t</m:t>
-                  </m:r>
-                  <m:r>
-                    <m:rPr>
-                      <m:sty m:val="p"/>
-                    </m:rPr>
-                    <m:t>−</m:t>
-                  </m:r>
-                  <m:r>
-                    <m:t>1</m:t>
-                  </m:r>
-                  <m:r>
-                    <m:rPr>
-                      <m:sty m:val="p"/>
-                    </m:rPr>
-                    <m:t>)</m:t>
-                  </m:r>
-                </m:sup>
-              </m:sSup>
-              <m:r>
-                <m:rPr>
-                  <m:sty m:val="p"/>
-                </m:rPr>
-                <m:t>,</m:t>
-              </m:r>
-              <m:r>
-                <m:rPr>
-                  <m:sty m:val="p"/>
-                </m:rPr>
-                <m:t>…</m:t>
-              </m:r>
-              <m:r>
-                <m:rPr>
-                  <m:sty m:val="p"/>
-                </m:rPr>
-                <m:t>,</m:t>
-              </m:r>
-              <m:sSup>
-                <m:e>
-                  <m:limLow>
-                    <m:e>
-                      <m:r>
-                        <m:t>θ</m:t>
-                      </m:r>
-                    </m:e>
-                    <m:lim>
-                      <m:r>
-                        <m:rPr>
-                          <m:sty m:val="p"/>
-                        </m:rPr>
-                        <m:t>∼</m:t>
-                      </m:r>
-                    </m:lim>
-                  </m:limLow>
-                </m:e>
-                <m:sup>
-                  <m:r>
-                    <m:rPr>
-                      <m:sty m:val="p"/>
-                    </m:rPr>
-                    <m:t>(</m:t>
-                  </m:r>
-                  <m:r>
-                    <m:t>1</m:t>
-                  </m:r>
-                  <m:r>
-                    <m:rPr>
-                      <m:sty m:val="p"/>
-                    </m:rPr>
-                    <m:t>)</m:t>
-                  </m:r>
-                </m:sup>
-              </m:sSup>
-            </m:e>
-          </m:d>
-          <m:r>
-            <m:t>​</m:t>
-          </m:r>
-          <m:r>
-            <m:rPr>
-              <m:sty m:val="p"/>
-            </m:rPr>
-            <m:t>=</m:t>
-          </m:r>
-          <m:r>
-            <m:rPr>
-              <m:sty m:val="p"/>
-            </m:rPr>
-            <m:t>p</m:t>
-          </m:r>
-          <m:r>
-            <m:t>​</m:t>
-          </m:r>
-          <m:d>
-            <m:dPr>
-              <m:begChr m:val="("/>
-              <m:sepChr m:val=""/>
-              <m:endChr m:val=")"/>
-              <m:grow/>
-            </m:dPr>
-            <m:e>
-              <m:sSup>
-                <m:e>
-                  <m:limLow>
-                    <m:e>
-                      <m:r>
-                        <m:t>θ</m:t>
-                      </m:r>
-                    </m:e>
-                    <m:lim>
-                      <m:r>
-                        <m:rPr>
-                          <m:sty m:val="p"/>
-                        </m:rPr>
-                        <m:t>∼</m:t>
-                      </m:r>
-                    </m:lim>
-                  </m:limLow>
-                </m:e>
-                <m:sup>
-                  <m:r>
-                    <m:rPr>
-                      <m:sty m:val="p"/>
-                    </m:rPr>
-                    <m:t>(</m:t>
-                  </m:r>
-                  <m:r>
-                    <m:t>t</m:t>
-                  </m:r>
-                  <m:r>
-                    <m:rPr>
-                      <m:sty m:val="p"/>
-                    </m:rPr>
-                    <m:t>+</m:t>
-                  </m:r>
-                  <m:r>
-                    <m:t>1</m:t>
-                  </m:r>
-                  <m:r>
-                    <m:rPr>
-                      <m:sty m:val="p"/>
-                    </m:rPr>
-                    <m:t>)</m:t>
-                  </m:r>
-                </m:sup>
-              </m:sSup>
-              <m:r>
-                <m:rPr>
-                  <m:sty m:val="p"/>
-                </m:rPr>
-                <m:t>∣</m:t>
-              </m:r>
-              <m:sSup>
-                <m:e>
-                  <m:limLow>
-                    <m:e>
-                      <m:r>
-                        <m:t>θ</m:t>
-                      </m:r>
-                    </m:e>
-                    <m:lim>
-                      <m:r>
-                        <m:rPr>
-                          <m:sty m:val="p"/>
-                        </m:rPr>
-                        <m:t>∼</m:t>
-                      </m:r>
-                    </m:lim>
-                  </m:limLow>
-                </m:e>
-                <m:sup>
-                  <m:r>
-                    <m:rPr>
-                      <m:sty m:val="p"/>
-                    </m:rPr>
-                    <m:t>(</m:t>
-                  </m:r>
-                  <m:r>
-                    <m:t>t</m:t>
-                  </m:r>
-                  <m:r>
-                    <m:rPr>
-                      <m:sty m:val="p"/>
-                    </m:rPr>
-                    <m:t>)</m:t>
-                  </m:r>
-                </m:sup>
-              </m:sSup>
-            </m:e>
-          </m:d>
-          <m:r>
-            <m:t>​</m:t>
-          </m:r>
-          <m:r>
-            <m:rPr>
-              <m:sty m:val="p"/>
-            </m:rPr>
-            <m:t>.</m:t>
-          </m:r>
-        </m:oMath>
-      </m:oMathPara>
+      <w:r>
+        <w:t xml:space="preserve">$$
+    \operatorname{p}\mathopen{}\left(\mathord{\smash[b]{\underset{\raise.3ex\hbox{$\scriptstyle\sim$}}{\theta}}\vphantom{\theta}}^{(t+1)} \mid \mathord{\smash[b]{\underset{\raise.3ex\hbox{$\scriptstyle\sim$}}{\theta}}\vphantom{\theta}}^{(t)}, \mathord{\smash[b]{\underset{\raise.3ex\hbox{$\scriptstyle\sim$}}{\theta}}\vphantom{\theta}}^{(t-1)}, \ldots, \mathord{\smash[b]{\underset{\raise.3ex\hbox{$\scriptstyle\sim$}}{\theta}}\vphantom{\theta}}^{(1)}\right)\mathclose{}
+    =
+    \operatorname{p}\mathopen{}\left(\mathord{\smash[b]{\underset{\raise.3ex\hbox{$\scriptstyle\sim$}}{\theta}}\vphantom{\theta}}^{(t+1)} \mid \mathord{\smash[b]{\underset{\raise.3ex\hbox{$\scriptstyle\sim$}}{\theta}}\vphantom{\theta}}^{(t)}\right)\mathclose{}.
+    $$</w:t>
+      </w:r>
     </w:p>
     <w:bookmarkEnd w:id="19"/>
     <w:bookmarkStart w:id="20" w:name="def-stationary-distribution"/>
@@ -3549,111 +2211,32 @@
       <w:r>
         <w:t xml:space="preserve"> </w:t>
       </w:r>
+      <w:r>
+        <w:t xml:space="preserve">$\mathord{\smash[b]{\underset{\raise.3ex\hbox{$\scriptstyle\sim$}}{\theta}}\vphantom{\theta}}^{(t)}$</w:t>
+      </w:r>
+      <w:r>
+        <w:t xml:space="preserve"> </w:t>
+      </w:r>
+      <w:r>
+        <w:t xml:space="preserve">has distribution</w:t>
+      </w:r>
+      <w:r>
+        <w:t xml:space="preserve"> </w:t>
+      </w:r>
       <m:oMath>
-        <m:sSup>
-          <m:e>
-            <m:limLow>
-              <m:e>
-                <m:r>
-                  <m:t>θ</m:t>
-                </m:r>
-              </m:e>
-              <m:lim>
-                <m:r>
-                  <m:rPr>
-                    <m:sty m:val="p"/>
-                  </m:rPr>
-                  <m:t>∼</m:t>
-                </m:r>
-              </m:lim>
-            </m:limLow>
-          </m:e>
-          <m:sup>
-            <m:r>
-              <m:rPr>
-                <m:sty m:val="p"/>
-              </m:rPr>
-              <m:t>(</m:t>
-            </m:r>
-            <m:r>
-              <m:t>t</m:t>
-            </m:r>
-            <m:r>
-              <m:rPr>
-                <m:sty m:val="p"/>
-              </m:rPr>
-              <m:t>)</m:t>
-            </m:r>
-          </m:sup>
-        </m:sSup>
+        <m:r>
+          <m:t>π</m:t>
+        </m:r>
       </m:oMath>
       <w:r>
-        <w:t xml:space="preserve"> </w:t>
-      </w:r>
-      <w:r>
-        <w:t xml:space="preserve">has distribution</w:t>
-      </w:r>
-      <w:r>
-        <w:t xml:space="preserve"> </w:t>
-      </w:r>
-      <m:oMath>
-        <m:r>
-          <m:t>π</m:t>
-        </m:r>
-      </m:oMath>
-      <w:r>
         <w:t xml:space="preserve">,</w:t>
       </w:r>
       <w:r>
         <w:t xml:space="preserve"> </w:t>
       </w:r>
-      <m:oMath>
-        <m:sSup>
-          <m:e>
-            <m:limLow>
-              <m:e>
-                <m:r>
-                  <m:t>θ</m:t>
-                </m:r>
-              </m:e>
-              <m:lim>
-                <m:r>
-                  <m:rPr>
-                    <m:sty m:val="p"/>
-                  </m:rPr>
-                  <m:t>∼</m:t>
-                </m:r>
-              </m:lim>
-            </m:limLow>
-          </m:e>
-          <m:sup>
-            <m:r>
-              <m:rPr>
-                <m:sty m:val="p"/>
-              </m:rPr>
-              <m:t>(</m:t>
-            </m:r>
-            <m:r>
-              <m:t>t</m:t>
-            </m:r>
-            <m:r>
-              <m:rPr>
-                <m:sty m:val="p"/>
-              </m:rPr>
-              <m:t>+</m:t>
-            </m:r>
-            <m:r>
-              <m:t>1</m:t>
-            </m:r>
-            <m:r>
-              <m:rPr>
-                <m:sty m:val="p"/>
-              </m:rPr>
-              <m:t>)</m:t>
-            </m:r>
-          </m:sup>
-        </m:sSup>
-      </m:oMath>
+      <w:r>
+        <w:t xml:space="preserve">$\mathord{\smash[b]{\underset{\raise.3ex\hbox{$\scriptstyle\sim$}}{\theta}}\vphantom{\theta}}^{(t+1)}$</w:t>
+      </w:r>
       <w:r>
         <w:t xml:space="preserve"> </w:t>
       </w:r>
@@ -10516,44 +9099,9 @@
       <w:r>
         <w:t xml:space="preserve"> </w:t>
       </w:r>
-      <m:oMath>
-        <m:sSup>
-          <m:e>
-            <m:limLow>
-              <m:e>
-                <m:r>
-                  <m:t>θ</m:t>
-                </m:r>
-              </m:e>
-              <m:lim>
-                <m:r>
-                  <m:rPr>
-                    <m:sty m:val="p"/>
-                  </m:rPr>
-                  <m:t>∼</m:t>
-                </m:r>
-              </m:lim>
-            </m:limLow>
-          </m:e>
-          <m:sup>
-            <m:r>
-              <m:rPr>
-                <m:sty m:val="p"/>
-              </m:rPr>
-              <m:t>(</m:t>
-            </m:r>
-            <m:r>
-              <m:t>t</m:t>
-            </m:r>
-            <m:r>
-              <m:rPr>
-                <m:sty m:val="p"/>
-              </m:rPr>
-              <m:t>)</m:t>
-            </m:r>
-          </m:sup>
-        </m:sSup>
-      </m:oMath>
+      <w:r>
+        <w:t xml:space="preserve">$\mathord{\smash[b]{\underset{\raise.3ex\hbox{$\scriptstyle\sim$}}{\theta}}\vphantom{\theta}}^{(t)}$</w:t>
+      </w:r>
       <w:r>
         <w:t xml:space="preserve"> </w:t>
       </w:r>
@@ -10605,62 +9153,9 @@
       <w:r>
         <w:t xml:space="preserve"> </w:t>
       </w:r>
-      <m:oMath>
-        <m:r>
-          <m:rPr>
-            <m:sty m:val="p"/>
-          </m:rPr>
-          <m:t>p</m:t>
-        </m:r>
-        <m:r>
-          <m:rPr>
-            <m:sty m:val="p"/>
-          </m:rPr>
-          <m:t>(</m:t>
-        </m:r>
-        <m:limLow>
-          <m:e>
-            <m:r>
-              <m:t>θ</m:t>
-            </m:r>
-          </m:e>
-          <m:lim>
-            <m:r>
-              <m:rPr>
-                <m:sty m:val="p"/>
-              </m:rPr>
-              <m:t>∼</m:t>
-            </m:r>
-          </m:lim>
-        </m:limLow>
-        <m:r>
-          <m:rPr>
-            <m:sty m:val="p"/>
-          </m:rPr>
-          <m:t>∣</m:t>
-        </m:r>
-        <m:limLow>
-          <m:e>
-            <m:r>
-              <m:t>y</m:t>
-            </m:r>
-          </m:e>
-          <m:lim>
-            <m:r>
-              <m:rPr>
-                <m:sty m:val="p"/>
-              </m:rPr>
-              <m:t>∼</m:t>
-            </m:r>
-          </m:lim>
-        </m:limLow>
-        <m:r>
-          <m:rPr>
-            <m:sty m:val="p"/>
-          </m:rPr>
-          <m:t>)</m:t>
-        </m:r>
-      </m:oMath>
+      <w:r>
+        <w:t xml:space="preserve">$\operatorname{p}(\mathord{\smash[b]{\underset{\raise.3ex\hbox{$\scriptstyle\sim$}}{\theta}}\vphantom{\theta}}\mid \mathord{\smash[b]{\underset{\raise.3ex\hbox{$\scriptstyle\sim$}}{y}}\vphantom{y}})$</w:t>
+      </w:r>
       <w:r>
         <w:t xml:space="preserve"> </w:t>
       </w:r>
@@ -10757,50 +9252,9 @@
       <w:r>
         <w:t xml:space="preserve"> </w:t>
       </w:r>
-      <m:oMath>
-        <m:r>
-          <m:t>q</m:t>
-        </m:r>
-        <m:r>
-          <m:rPr>
-            <m:sty m:val="p"/>
-          </m:rPr>
-          <m:t>(</m:t>
-        </m:r>
-        <m:r>
-          <m:rPr>
-            <m:sty m:val="p"/>
-          </m:rPr>
-          <m:t>⋅</m:t>
-        </m:r>
-        <m:r>
-          <m:rPr>
-            <m:sty m:val="p"/>
-          </m:rPr>
-          <m:t>∣</m:t>
-        </m:r>
-        <m:limLow>
-          <m:e>
-            <m:r>
-              <m:t>θ</m:t>
-            </m:r>
-          </m:e>
-          <m:lim>
-            <m:r>
-              <m:rPr>
-                <m:sty m:val="p"/>
-              </m:rPr>
-              <m:t>∼</m:t>
-            </m:r>
-          </m:lim>
-        </m:limLow>
-        <m:r>
-          <m:rPr>
-            <m:sty m:val="p"/>
-          </m:rPr>
-          <m:t>)</m:t>
-        </m:r>
-      </m:oMath>
+      <w:r>
+        <w:t xml:space="preserve">$q(\cdot \mid \mathord{\smash[b]{\underset{\raise.3ex\hbox{$\scriptstyle\sim$}}{\theta}}\vphantom{\theta}})$</w:t>
+      </w:r>
       <w:r>
         <w:t xml:space="preserve"> </w:t>
       </w:r>
@@ -10816,35 +9270,9 @@
       <w:r>
         <w:t xml:space="preserve"> </w:t>
       </w:r>
-      <m:oMath>
-        <m:sSup>
-          <m:e>
-            <m:limLow>
-              <m:e>
-                <m:r>
-                  <m:t>θ</m:t>
-                </m:r>
-              </m:e>
-              <m:lim>
-                <m:r>
-                  <m:rPr>
-                    <m:sty m:val="p"/>
-                  </m:rPr>
-                  <m:t>∼</m:t>
-                </m:r>
-              </m:lim>
-            </m:limLow>
-          </m:e>
-          <m:sup>
-            <m:r>
-              <m:rPr>
-                <m:sty m:val="p"/>
-              </m:rPr>
-              <m:t>*</m:t>
-            </m:r>
-          </m:sup>
-        </m:sSup>
-      </m:oMath>
+      <w:r>
+        <w:t xml:space="preserve">$\mathord{\smash[b]{\underset{\raise.3ex\hbox{$\scriptstyle\sim$}}{\theta}}\vphantom{\theta}}^*$</w:t>
+      </w:r>
       <w:r>
         <w:t xml:space="preserve"> </w:t>
       </w:r>
@@ -10854,23 +9282,9 @@
       <w:r>
         <w:t xml:space="preserve"> </w:t>
       </w:r>
-      <m:oMath>
-        <m:limLow>
-          <m:e>
-            <m:r>
-              <m:t>θ</m:t>
-            </m:r>
-          </m:e>
-          <m:lim>
-            <m:r>
-              <m:rPr>
-                <m:sty m:val="p"/>
-              </m:rPr>
-              <m:t>∼</m:t>
-            </m:r>
-          </m:lim>
-        </m:limLow>
-      </m:oMath>
+      <w:r>
+        <w:t xml:space="preserve">$\mathord{\smash[b]{\underset{\raise.3ex\hbox{$\scriptstyle\sim$}}{\theta}}\vphantom{\theta}}$</w:t>
+      </w:r>
       <w:r>
         <w:t xml:space="preserve">.</w:t>
       </w:r>
@@ -10930,140 +9344,9 @@
       <w:r>
         <w:t xml:space="preserve"> </w:t>
       </w:r>
-      <m:oMath>
-        <m:r>
-          <m:t>q</m:t>
-        </m:r>
-        <m:r>
-          <m:rPr>
-            <m:sty m:val="p"/>
-          </m:rPr>
-          <m:t>(</m:t>
-        </m:r>
-        <m:sSup>
-          <m:e>
-            <m:limLow>
-              <m:e>
-                <m:r>
-                  <m:t>θ</m:t>
-                </m:r>
-              </m:e>
-              <m:lim>
-                <m:r>
-                  <m:rPr>
-                    <m:sty m:val="p"/>
-                  </m:rPr>
-                  <m:t>∼</m:t>
-                </m:r>
-              </m:lim>
-            </m:limLow>
-          </m:e>
-          <m:sup>
-            <m:r>
-              <m:rPr>
-                <m:sty m:val="p"/>
-              </m:rPr>
-              <m:t>*</m:t>
-            </m:r>
-          </m:sup>
-        </m:sSup>
-        <m:r>
-          <m:rPr>
-            <m:sty m:val="p"/>
-          </m:rPr>
-          <m:t>∣</m:t>
-        </m:r>
-        <m:limLow>
-          <m:e>
-            <m:r>
-              <m:t>θ</m:t>
-            </m:r>
-          </m:e>
-          <m:lim>
-            <m:r>
-              <m:rPr>
-                <m:sty m:val="p"/>
-              </m:rPr>
-              <m:t>∼</m:t>
-            </m:r>
-          </m:lim>
-        </m:limLow>
-        <m:r>
-          <m:rPr>
-            <m:sty m:val="p"/>
-          </m:rPr>
-          <m:t>)</m:t>
-        </m:r>
-        <m:r>
-          <m:rPr>
-            <m:sty m:val="p"/>
-          </m:rPr>
-          <m:t>=</m:t>
-        </m:r>
-        <m:r>
-          <m:t>q</m:t>
-        </m:r>
-        <m:r>
-          <m:rPr>
-            <m:sty m:val="p"/>
-          </m:rPr>
-          <m:t>(</m:t>
-        </m:r>
-        <m:limLow>
-          <m:e>
-            <m:r>
-              <m:t>θ</m:t>
-            </m:r>
-          </m:e>
-          <m:lim>
-            <m:r>
-              <m:rPr>
-                <m:sty m:val="p"/>
-              </m:rPr>
-              <m:t>∼</m:t>
-            </m:r>
-          </m:lim>
-        </m:limLow>
-        <m:r>
-          <m:rPr>
-            <m:sty m:val="p"/>
-          </m:rPr>
-          <m:t>∣</m:t>
-        </m:r>
-        <m:sSup>
-          <m:e>
-            <m:limLow>
-              <m:e>
-                <m:r>
-                  <m:t>θ</m:t>
-                </m:r>
-              </m:e>
-              <m:lim>
-                <m:r>
-                  <m:rPr>
-                    <m:sty m:val="p"/>
-                  </m:rPr>
-                  <m:t>∼</m:t>
-                </m:r>
-              </m:lim>
-            </m:limLow>
-          </m:e>
-          <m:sup>
-            <m:r>
-              <m:rPr>
-                <m:sty m:val="p"/>
-              </m:rPr>
-              <m:t>*</m:t>
-            </m:r>
-          </m:sup>
-        </m:sSup>
-        <m:r>
-          <m:rPr>
-            <m:sty m:val="p"/>
-          </m:rPr>
-          <m:t>)</m:t>
-        </m:r>
-      </m:oMath>
+      <w:r>
+        <w:t xml:space="preserve">$q(\mathord{\smash[b]{\underset{\raise.3ex\hbox{$\scriptstyle\sim$}}{\theta}}\vphantom{\theta}}^* \mid \mathord{\smash[b]{\underset{\raise.3ex\hbox{$\scriptstyle\sim$}}{\theta}}\vphantom{\theta}}) = q(\mathord{\smash[b]{\underset{\raise.3ex\hbox{$\scriptstyle\sim$}}{\theta}}\vphantom{\theta}}\mid \mathord{\smash[b]{\underset{\raise.3ex\hbox{$\scriptstyle\sim$}}{\theta}}\vphantom{\theta}}^*)$</w:t>
+      </w:r>
       <w:r>
         <w:t xml:space="preserve"> </w:t>
       </w:r>
@@ -11073,23 +9356,9 @@
       <w:r>
         <w:t xml:space="preserve"> </w:t>
       </w:r>
-      <m:oMath>
-        <m:limLow>
-          <m:e>
-            <m:r>
-              <m:t>θ</m:t>
-            </m:r>
-          </m:e>
-          <m:lim>
-            <m:r>
-              <m:rPr>
-                <m:sty m:val="p"/>
-              </m:rPr>
-              <m:t>∼</m:t>
-            </m:r>
-          </m:lim>
-        </m:limLow>
-      </m:oMath>
+      <w:r>
+        <w:t xml:space="preserve">$\mathord{\smash[b]{\underset{\raise.3ex\hbox{$\scriptstyle\sim$}}{\theta}}\vphantom{\theta}}$</w:t>
+      </w:r>
       <w:r>
         <w:t xml:space="preserve"> </w:t>
       </w:r>
@@ -11099,35 +9368,9 @@
       <w:r>
         <w:t xml:space="preserve"> </w:t>
       </w:r>
-      <m:oMath>
-        <m:sSup>
-          <m:e>
-            <m:limLow>
-              <m:e>
-                <m:r>
-                  <m:t>θ</m:t>
-                </m:r>
-              </m:e>
-              <m:lim>
-                <m:r>
-                  <m:rPr>
-                    <m:sty m:val="p"/>
-                  </m:rPr>
-                  <m:t>∼</m:t>
-                </m:r>
-              </m:lim>
-            </m:limLow>
-          </m:e>
-          <m:sup>
-            <m:r>
-              <m:rPr>
-                <m:sty m:val="p"/>
-              </m:rPr>
-              <m:t>*</m:t>
-            </m:r>
-          </m:sup>
-        </m:sSup>
-      </m:oMath>
+      <w:r>
+        <w:t xml:space="preserve">$\mathord{\smash[b]{\underset{\raise.3ex\hbox{$\scriptstyle\sim$}}{\theta}}\vphantom{\theta}}^*$</w:t>
+      </w:r>
       <w:r>
         <w:t xml:space="preserve">.</w:t>
       </w:r>
@@ -11459,158 +9702,9 @@
       <w:r>
         <w:t xml:space="preserve"> </w:t>
       </w:r>
-      <m:oMath>
-        <m:r>
-          <m:rPr>
-            <m:sty m:val="p"/>
-          </m:rPr>
-          <m:t>p</m:t>
-        </m:r>
-        <m:r>
-          <m:rPr>
-            <m:sty m:val="p"/>
-          </m:rPr>
-          <m:t>(</m:t>
-        </m:r>
-        <m:limLow>
-          <m:e>
-            <m:r>
-              <m:t>θ</m:t>
-            </m:r>
-          </m:e>
-          <m:lim>
-            <m:r>
-              <m:rPr>
-                <m:sty m:val="p"/>
-              </m:rPr>
-              <m:t>∼</m:t>
-            </m:r>
-          </m:lim>
-        </m:limLow>
-        <m:r>
-          <m:rPr>
-            <m:sty m:val="p"/>
-          </m:rPr>
-          <m:t>∣</m:t>
-        </m:r>
-        <m:limLow>
-          <m:e>
-            <m:r>
-              <m:t>y</m:t>
-            </m:r>
-          </m:e>
-          <m:lim>
-            <m:r>
-              <m:rPr>
-                <m:sty m:val="p"/>
-              </m:rPr>
-              <m:t>∼</m:t>
-            </m:r>
-          </m:lim>
-        </m:limLow>
-        <m:r>
-          <m:rPr>
-            <m:sty m:val="p"/>
-          </m:rPr>
-          <m:t>)</m:t>
-        </m:r>
-        <m:r>
-          <m:rPr>
-            <m:sty m:val="p"/>
-          </m:rPr>
-          <m:t>∝</m:t>
-        </m:r>
-        <m:r>
-          <m:rPr>
-            <m:sty m:val="p"/>
-          </m:rPr>
-          <m:t>p</m:t>
-        </m:r>
-        <m:r>
-          <m:rPr>
-            <m:sty m:val="p"/>
-          </m:rPr>
-          <m:t>(</m:t>
-        </m:r>
-        <m:limLow>
-          <m:e>
-            <m:r>
-              <m:t>y</m:t>
-            </m:r>
-          </m:e>
-          <m:lim>
-            <m:r>
-              <m:rPr>
-                <m:sty m:val="p"/>
-              </m:rPr>
-              <m:t>∼</m:t>
-            </m:r>
-          </m:lim>
-        </m:limLow>
-        <m:r>
-          <m:rPr>
-            <m:sty m:val="p"/>
-          </m:rPr>
-          <m:t>∣</m:t>
-        </m:r>
-        <m:limLow>
-          <m:e>
-            <m:r>
-              <m:t>θ</m:t>
-            </m:r>
-          </m:e>
-          <m:lim>
-            <m:r>
-              <m:rPr>
-                <m:sty m:val="p"/>
-              </m:rPr>
-              <m:t>∼</m:t>
-            </m:r>
-          </m:lim>
-        </m:limLow>
-        <m:r>
-          <m:rPr>
-            <m:sty m:val="p"/>
-          </m:rPr>
-          <m:t>)</m:t>
-        </m:r>
-        <m:r>
-          <m:t> </m:t>
-        </m:r>
-        <m:r>
-          <m:rPr>
-            <m:sty m:val="p"/>
-          </m:rPr>
-          <m:t>p</m:t>
-        </m:r>
-        <m:r>
-          <m:rPr>
-            <m:sty m:val="p"/>
-          </m:rPr>
-          <m:t>(</m:t>
-        </m:r>
-        <m:limLow>
-          <m:e>
-            <m:r>
-              <m:t>θ</m:t>
-            </m:r>
-          </m:e>
-          <m:lim>
-            <m:r>
-              <m:rPr>
-                <m:sty m:val="p"/>
-              </m:rPr>
-              <m:t>∼</m:t>
-            </m:r>
-          </m:lim>
-        </m:limLow>
-        <m:r>
-          <m:rPr>
-            <m:sty m:val="p"/>
-          </m:rPr>
-          <m:t>)</m:t>
-        </m:r>
-      </m:oMath>
+      <w:r>
+        <w:t xml:space="preserve">$\operatorname{p}(\mathord{\smash[b]{\underset{\raise.3ex\hbox{$\scriptstyle\sim$}}{\theta}}\vphantom{\theta}}\mid \mathord{\smash[b]{\underset{\raise.3ex\hbox{$\scriptstyle\sim$}}{y}}\vphantom{y}}) \propto \operatorname{p}(\mathord{\smash[b]{\underset{\raise.3ex\hbox{$\scriptstyle\sim$}}{y}}\vphantom{y}}\mid \mathord{\smash[b]{\underset{\raise.3ex\hbox{$\scriptstyle\sim$}}{\theta}}\vphantom{\theta}})\, \operatorname{p}(\mathord{\smash[b]{\underset{\raise.3ex\hbox{$\scriptstyle\sim$}}{\theta}}\vphantom{\theta}})$</w:t>
+      </w:r>
       <w:r>
         <w:t xml:space="preserve">,</w:t>
       </w:r>
@@ -11651,79 +9745,18 @@
       <w:r>
         <w:t xml:space="preserve"> </w:t>
       </w:r>
-      <m:oMath>
-        <m:sSup>
-          <m:e>
-            <m:limLow>
-              <m:e>
-                <m:r>
-                  <m:t>θ</m:t>
-                </m:r>
-              </m:e>
-              <m:lim>
-                <m:r>
-                  <m:rPr>
-                    <m:sty m:val="p"/>
-                  </m:rPr>
-                  <m:t>∼</m:t>
-                </m:r>
-              </m:lim>
-            </m:limLow>
-          </m:e>
-          <m:sup>
-            <m:r>
-              <m:rPr>
-                <m:sty m:val="p"/>
-              </m:rPr>
-              <m:t>(</m:t>
-            </m:r>
-            <m:r>
-              <m:t>t</m:t>
-            </m:r>
-            <m:r>
-              <m:rPr>
-                <m:sty m:val="p"/>
-              </m:rPr>
-              <m:t>)</m:t>
-            </m:r>
-          </m:sup>
-        </m:sSup>
-      </m:oMath>
+      <w:r>
+        <w:t xml:space="preserve">$\mathord{\smash[b]{\underset{\raise.3ex\hbox{$\scriptstyle\sim$}}{\theta}}\vphantom{\theta}}^{(t)}$</w:t>
+      </w:r>
       <w:r>
         <w:t xml:space="preserve">, and a candidate</w:t>
       </w:r>
       <w:r>
         <w:t xml:space="preserve"> </w:t>
       </w:r>
-      <m:oMath>
-        <m:sSup>
-          <m:e>
-            <m:limLow>
-              <m:e>
-                <m:r>
-                  <m:t>θ</m:t>
-                </m:r>
-              </m:e>
-              <m:lim>
-                <m:r>
-                  <m:rPr>
-                    <m:sty m:val="p"/>
-                  </m:rPr>
-                  <m:t>∼</m:t>
-                </m:r>
-              </m:lim>
-            </m:limLow>
-          </m:e>
-          <m:sup>
-            <m:r>
-              <m:rPr>
-                <m:sty m:val="p"/>
-              </m:rPr>
-              <m:t>*</m:t>
-            </m:r>
-          </m:sup>
-        </m:sSup>
-      </m:oMath>
+      <w:r>
+        <w:t xml:space="preserve">$\mathord{\smash[b]{\underset{\raise.3ex\hbox{$\scriptstyle\sim$}}{\theta}}\vphantom{\theta}}^*$</w:t>
+      </w:r>
       <w:r>
         <w:t xml:space="preserve">,</w:t>
       </w:r>
@@ -11754,479 +9787,14 @@
       <w:pPr>
         <w:pStyle w:val="BodyText"/>
       </w:pPr>
-      <m:oMathPara>
-        <m:oMathParaPr>
-          <m:jc m:val="center"/>
-        </m:oMathParaPr>
-        <m:oMath>
-          <m:r>
-            <m:t>α</m:t>
-          </m:r>
-          <m:limUpp>
-            <m:e>
-              <m:r>
-                <m:rPr>
-                  <m:sty m:val="p"/>
-                </m:rPr>
-                <m:t>=</m:t>
-              </m:r>
-            </m:e>
-            <m:lim>
-              <m:r>
-                <m:rPr>
-                  <m:nor/>
-                  <m:sty m:val="p"/>
-                </m:rPr>
-                <m:t>def</m:t>
-              </m:r>
-            </m:lim>
-          </m:limUpp>
-          <m:f>
-            <m:fPr>
-              <m:type m:val="bar"/>
-            </m:fPr>
-            <m:num>
-              <m:r>
-                <m:rPr>
-                  <m:sty m:val="p"/>
-                </m:rPr>
-                <m:t>p</m:t>
-              </m:r>
-              <m:r>
-                <m:rPr>
-                  <m:sty m:val="p"/>
-                </m:rPr>
-                <m:t>(</m:t>
-              </m:r>
-              <m:limLow>
-                <m:e>
-                  <m:r>
-                    <m:t>y</m:t>
-                  </m:r>
-                </m:e>
-                <m:lim>
-                  <m:r>
-                    <m:rPr>
-                      <m:sty m:val="p"/>
-                    </m:rPr>
-                    <m:t>∼</m:t>
-                  </m:r>
-                </m:lim>
-              </m:limLow>
-              <m:r>
-                <m:rPr>
-                  <m:sty m:val="p"/>
-                </m:rPr>
-                <m:t>∣</m:t>
-              </m:r>
-              <m:sSup>
-                <m:e>
-                  <m:limLow>
-                    <m:e>
-                      <m:r>
-                        <m:t>θ</m:t>
-                      </m:r>
-                    </m:e>
-                    <m:lim>
-                      <m:r>
-                        <m:rPr>
-                          <m:sty m:val="p"/>
-                        </m:rPr>
-                        <m:t>∼</m:t>
-                      </m:r>
-                    </m:lim>
-                  </m:limLow>
-                </m:e>
-                <m:sup>
-                  <m:r>
-                    <m:rPr>
-                      <m:sty m:val="p"/>
-                    </m:rPr>
-                    <m:t>*</m:t>
-                  </m:r>
-                </m:sup>
-              </m:sSup>
-              <m:r>
-                <m:rPr>
-                  <m:sty m:val="p"/>
-                </m:rPr>
-                <m:t>)</m:t>
-              </m:r>
-              <m:r>
-                <m:t> </m:t>
-              </m:r>
-              <m:r>
-                <m:rPr>
-                  <m:sty m:val="p"/>
-                </m:rPr>
-                <m:t>p</m:t>
-              </m:r>
-              <m:r>
-                <m:rPr>
-                  <m:sty m:val="p"/>
-                </m:rPr>
-                <m:t>(</m:t>
-              </m:r>
-              <m:sSup>
-                <m:e>
-                  <m:limLow>
-                    <m:e>
-                      <m:r>
-                        <m:t>θ</m:t>
-                      </m:r>
-                    </m:e>
-                    <m:lim>
-                      <m:r>
-                        <m:rPr>
-                          <m:sty m:val="p"/>
-                        </m:rPr>
-                        <m:t>∼</m:t>
-                      </m:r>
-                    </m:lim>
-                  </m:limLow>
-                </m:e>
-                <m:sup>
-                  <m:r>
-                    <m:rPr>
-                      <m:sty m:val="p"/>
-                    </m:rPr>
-                    <m:t>*</m:t>
-                  </m:r>
-                </m:sup>
-              </m:sSup>
-              <m:r>
-                <m:rPr>
-                  <m:sty m:val="p"/>
-                </m:rPr>
-                <m:t>)</m:t>
-              </m:r>
-            </m:num>
-            <m:den>
-              <m:r>
-                <m:rPr>
-                  <m:sty m:val="p"/>
-                </m:rPr>
-                <m:t>p</m:t>
-              </m:r>
-              <m:r>
-                <m:rPr>
-                  <m:sty m:val="p"/>
-                </m:rPr>
-                <m:t>(</m:t>
-              </m:r>
-              <m:limLow>
-                <m:e>
-                  <m:r>
-                    <m:t>y</m:t>
-                  </m:r>
-                </m:e>
-                <m:lim>
-                  <m:r>
-                    <m:rPr>
-                      <m:sty m:val="p"/>
-                    </m:rPr>
-                    <m:t>∼</m:t>
-                  </m:r>
-                </m:lim>
-              </m:limLow>
-              <m:r>
-                <m:rPr>
-                  <m:sty m:val="p"/>
-                </m:rPr>
-                <m:t>∣</m:t>
-              </m:r>
-              <m:sSup>
-                <m:e>
-                  <m:limLow>
-                    <m:e>
-                      <m:r>
-                        <m:t>θ</m:t>
-                      </m:r>
-                    </m:e>
-                    <m:lim>
-                      <m:r>
-                        <m:rPr>
-                          <m:sty m:val="p"/>
-                        </m:rPr>
-                        <m:t>∼</m:t>
-                      </m:r>
-                    </m:lim>
-                  </m:limLow>
-                </m:e>
-                <m:sup>
-                  <m:r>
-                    <m:rPr>
-                      <m:sty m:val="p"/>
-                    </m:rPr>
-                    <m:t>(</m:t>
-                  </m:r>
-                  <m:r>
-                    <m:t>t</m:t>
-                  </m:r>
-                  <m:r>
-                    <m:rPr>
-                      <m:sty m:val="p"/>
-                    </m:rPr>
-                    <m:t>)</m:t>
-                  </m:r>
-                </m:sup>
-              </m:sSup>
-              <m:r>
-                <m:rPr>
-                  <m:sty m:val="p"/>
-                </m:rPr>
-                <m:t>)</m:t>
-              </m:r>
-              <m:r>
-                <m:t> </m:t>
-              </m:r>
-              <m:r>
-                <m:rPr>
-                  <m:sty m:val="p"/>
-                </m:rPr>
-                <m:t>p</m:t>
-              </m:r>
-              <m:r>
-                <m:rPr>
-                  <m:sty m:val="p"/>
-                </m:rPr>
-                <m:t>(</m:t>
-              </m:r>
-              <m:sSup>
-                <m:e>
-                  <m:limLow>
-                    <m:e>
-                      <m:r>
-                        <m:t>θ</m:t>
-                      </m:r>
-                    </m:e>
-                    <m:lim>
-                      <m:r>
-                        <m:rPr>
-                          <m:sty m:val="p"/>
-                        </m:rPr>
-                        <m:t>∼</m:t>
-                      </m:r>
-                    </m:lim>
-                  </m:limLow>
-                </m:e>
-                <m:sup>
-                  <m:r>
-                    <m:rPr>
-                      <m:sty m:val="p"/>
-                    </m:rPr>
-                    <m:t>(</m:t>
-                  </m:r>
-                  <m:r>
-                    <m:t>t</m:t>
-                  </m:r>
-                  <m:r>
-                    <m:rPr>
-                      <m:sty m:val="p"/>
-                    </m:rPr>
-                    <m:t>)</m:t>
-                  </m:r>
-                </m:sup>
-              </m:sSup>
-              <m:r>
-                <m:rPr>
-                  <m:sty m:val="p"/>
-                </m:rPr>
-                <m:t>)</m:t>
-              </m:r>
-            </m:den>
-          </m:f>
-          <m:r>
-            <m:rPr>
-              <m:sty m:val="p"/>
-            </m:rPr>
-            <m:t>⋅</m:t>
-          </m:r>
-          <m:f>
-            <m:fPr>
-              <m:type m:val="bar"/>
-            </m:fPr>
-            <m:num>
-              <m:r>
-                <m:t>q</m:t>
-              </m:r>
-              <m:r>
-                <m:rPr>
-                  <m:sty m:val="p"/>
-                </m:rPr>
-                <m:t>(</m:t>
-              </m:r>
-              <m:sSup>
-                <m:e>
-                  <m:limLow>
-                    <m:e>
-                      <m:r>
-                        <m:t>θ</m:t>
-                      </m:r>
-                    </m:e>
-                    <m:lim>
-                      <m:r>
-                        <m:rPr>
-                          <m:sty m:val="p"/>
-                        </m:rPr>
-                        <m:t>∼</m:t>
-                      </m:r>
-                    </m:lim>
-                  </m:limLow>
-                </m:e>
-                <m:sup>
-                  <m:r>
-                    <m:rPr>
-                      <m:sty m:val="p"/>
-                    </m:rPr>
-                    <m:t>(</m:t>
-                  </m:r>
-                  <m:r>
-                    <m:t>t</m:t>
-                  </m:r>
-                  <m:r>
-                    <m:rPr>
-                      <m:sty m:val="p"/>
-                    </m:rPr>
-                    <m:t>)</m:t>
-                  </m:r>
-                </m:sup>
-              </m:sSup>
-              <m:r>
-                <m:rPr>
-                  <m:sty m:val="p"/>
-                </m:rPr>
-                <m:t>∣</m:t>
-              </m:r>
-              <m:sSup>
-                <m:e>
-                  <m:limLow>
-                    <m:e>
-                      <m:r>
-                        <m:t>θ</m:t>
-                      </m:r>
-                    </m:e>
-                    <m:lim>
-                      <m:r>
-                        <m:rPr>
-                          <m:sty m:val="p"/>
-                        </m:rPr>
-                        <m:t>∼</m:t>
-                      </m:r>
-                    </m:lim>
-                  </m:limLow>
-                </m:e>
-                <m:sup>
-                  <m:r>
-                    <m:rPr>
-                      <m:sty m:val="p"/>
-                    </m:rPr>
-                    <m:t>*</m:t>
-                  </m:r>
-                </m:sup>
-              </m:sSup>
-              <m:r>
-                <m:rPr>
-                  <m:sty m:val="p"/>
-                </m:rPr>
-                <m:t>)</m:t>
-              </m:r>
-            </m:num>
-            <m:den>
-              <m:r>
-                <m:t>q</m:t>
-              </m:r>
-              <m:r>
-                <m:rPr>
-                  <m:sty m:val="p"/>
-                </m:rPr>
-                <m:t>(</m:t>
-              </m:r>
-              <m:sSup>
-                <m:e>
-                  <m:limLow>
-                    <m:e>
-                      <m:r>
-                        <m:t>θ</m:t>
-                      </m:r>
-                    </m:e>
-                    <m:lim>
-                      <m:r>
-                        <m:rPr>
-                          <m:sty m:val="p"/>
-                        </m:rPr>
-                        <m:t>∼</m:t>
-                      </m:r>
-                    </m:lim>
-                  </m:limLow>
-                </m:e>
-                <m:sup>
-                  <m:r>
-                    <m:rPr>
-                      <m:sty m:val="p"/>
-                    </m:rPr>
-                    <m:t>*</m:t>
-                  </m:r>
-                </m:sup>
-              </m:sSup>
-              <m:r>
-                <m:rPr>
-                  <m:sty m:val="p"/>
-                </m:rPr>
-                <m:t>∣</m:t>
-              </m:r>
-              <m:sSup>
-                <m:e>
-                  <m:limLow>
-                    <m:e>
-                      <m:r>
-                        <m:t>θ</m:t>
-                      </m:r>
-                    </m:e>
-                    <m:lim>
-                      <m:r>
-                        <m:rPr>
-                          <m:sty m:val="p"/>
-                        </m:rPr>
-                        <m:t>∼</m:t>
-                      </m:r>
-                    </m:lim>
-                  </m:limLow>
-                </m:e>
-                <m:sup>
-                  <m:r>
-                    <m:rPr>
-                      <m:sty m:val="p"/>
-                    </m:rPr>
-                    <m:t>(</m:t>
-                  </m:r>
-                  <m:r>
-                    <m:t>t</m:t>
-                  </m:r>
-                  <m:r>
-                    <m:rPr>
-                      <m:sty m:val="p"/>
-                    </m:rPr>
-                    <m:t>)</m:t>
-                  </m:r>
-                </m:sup>
-              </m:sSup>
-              <m:r>
-                <m:rPr>
-                  <m:sty m:val="p"/>
-                </m:rPr>
-                <m:t>)</m:t>
-              </m:r>
-            </m:den>
-          </m:f>
-          <m:r>
-            <m:rPr>
-              <m:sty m:val="p"/>
-            </m:rPr>
-            <m:t>.</m:t>
-          </m:r>
-        </m:oMath>
-      </m:oMathPara>
+      <w:r>
+        <w:t xml:space="preserve">$$
+    \alpha\stackrel{\text{def}}{=}
+    \frac{\operatorname{p}(\mathord{\smash[b]{\underset{\raise.3ex\hbox{$\scriptstyle\sim$}}{y}}\vphantom{y}}\mid \mathord{\smash[b]{\underset{\raise.3ex\hbox{$\scriptstyle\sim$}}{\theta}}\vphantom{\theta}}^*)\, \operatorname{p}(\mathord{\smash[b]{\underset{\raise.3ex\hbox{$\scriptstyle\sim$}}{\theta}}\vphantom{\theta}}^*)}{\operatorname{p}(\mathord{\smash[b]{\underset{\raise.3ex\hbox{$\scriptstyle\sim$}}{y}}\vphantom{y}}\mid \mathord{\smash[b]{\underset{\raise.3ex\hbox{$\scriptstyle\sim$}}{\theta}}\vphantom{\theta}}^{(t)})\, \operatorname{p}(\mathord{\smash[b]{\underset{\raise.3ex\hbox{$\scriptstyle\sim$}}{\theta}}\vphantom{\theta}}^{(t)})}
+    \cdot
+    \frac{q(\mathord{\smash[b]{\underset{\raise.3ex\hbox{$\scriptstyle\sim$}}{\theta}}\vphantom{\theta}}^{(t)} \mid \mathord{\smash[b]{\underset{\raise.3ex\hbox{$\scriptstyle\sim$}}{\theta}}\vphantom{\theta}}^*)}{q(\mathord{\smash[b]{\underset{\raise.3ex\hbox{$\scriptstyle\sim$}}{\theta}}\vphantom{\theta}}^* \mid \mathord{\smash[b]{\underset{\raise.3ex\hbox{$\scriptstyle\sim$}}{\theta}}\vphantom{\theta}}^{(t)})}.
+    $$</w:t>
+      </w:r>
     </w:p>
     <w:bookmarkEnd w:id="42"/>
     <w:bookmarkStart w:id="43" w:name="exm-acceptance-ratio"/>
@@ -12711,62 +10279,9 @@
       <w:r>
         <w:t xml:space="preserve"> </w:t>
       </w:r>
-      <m:oMath>
-        <m:r>
-          <m:rPr>
-            <m:sty m:val="p"/>
-          </m:rPr>
-          <m:t>p</m:t>
-        </m:r>
-        <m:r>
-          <m:rPr>
-            <m:sty m:val="p"/>
-          </m:rPr>
-          <m:t>(</m:t>
-        </m:r>
-        <m:limLow>
-          <m:e>
-            <m:r>
-              <m:t>θ</m:t>
-            </m:r>
-          </m:e>
-          <m:lim>
-            <m:r>
-              <m:rPr>
-                <m:sty m:val="p"/>
-              </m:rPr>
-              <m:t>∼</m:t>
-            </m:r>
-          </m:lim>
-        </m:limLow>
-        <m:r>
-          <m:rPr>
-            <m:sty m:val="p"/>
-          </m:rPr>
-          <m:t>∣</m:t>
-        </m:r>
-        <m:limLow>
-          <m:e>
-            <m:r>
-              <m:t>y</m:t>
-            </m:r>
-          </m:e>
-          <m:lim>
-            <m:r>
-              <m:rPr>
-                <m:sty m:val="p"/>
-              </m:rPr>
-              <m:t>∼</m:t>
-            </m:r>
-          </m:lim>
-        </m:limLow>
-        <m:r>
-          <m:rPr>
-            <m:sty m:val="p"/>
-          </m:rPr>
-          <m:t>)</m:t>
-        </m:r>
-      </m:oMath>
+      <w:r>
+        <w:t xml:space="preserve">$\operatorname{p}(\mathord{\smash[b]{\underset{\raise.3ex\hbox{$\scriptstyle\sim$}}{\theta}}\vphantom{\theta}}\mid \mathord{\smash[b]{\underset{\raise.3ex\hbox{$\scriptstyle\sim$}}{y}}\vphantom{y}})$</w:t>
+      </w:r>
       <w:r>
         <w:t xml:space="preserve">,</w:t>
       </w:r>
@@ -12790,50 +10305,9 @@
       <w:r>
         <w:t xml:space="preserve"> </w:t>
       </w:r>
-      <m:oMath>
-        <m:r>
-          <m:t>q</m:t>
-        </m:r>
-        <m:r>
-          <m:rPr>
-            <m:sty m:val="p"/>
-          </m:rPr>
-          <m:t>(</m:t>
-        </m:r>
-        <m:r>
-          <m:rPr>
-            <m:sty m:val="p"/>
-          </m:rPr>
-          <m:t>⋅</m:t>
-        </m:r>
-        <m:r>
-          <m:rPr>
-            <m:sty m:val="p"/>
-          </m:rPr>
-          <m:t>∣</m:t>
-        </m:r>
-        <m:limLow>
-          <m:e>
-            <m:r>
-              <m:t>θ</m:t>
-            </m:r>
-          </m:e>
-          <m:lim>
-            <m:r>
-              <m:rPr>
-                <m:sty m:val="p"/>
-              </m:rPr>
-              <m:t>∼</m:t>
-            </m:r>
-          </m:lim>
-        </m:limLow>
-        <m:r>
-          <m:rPr>
-            <m:sty m:val="p"/>
-          </m:rPr>
-          <m:t>)</m:t>
-        </m:r>
-      </m:oMath>
+      <w:r>
+        <w:t xml:space="preserve">$q(\cdot \mid \mathord{\smash[b]{\underset{\raise.3ex\hbox{$\scriptstyle\sim$}}{\theta}}\vphantom{\theta}})$</w:t>
+      </w:r>
       <w:r>
         <w:t xml:space="preserve">,</w:t>
       </w:r>
@@ -12846,44 +10320,9 @@
       <w:r>
         <w:t xml:space="preserve"> </w:t>
       </w:r>
-      <m:oMath>
-        <m:sSup>
-          <m:e>
-            <m:limLow>
-              <m:e>
-                <m:r>
-                  <m:t>θ</m:t>
-                </m:r>
-              </m:e>
-              <m:lim>
-                <m:r>
-                  <m:rPr>
-                    <m:sty m:val="p"/>
-                  </m:rPr>
-                  <m:t>∼</m:t>
-                </m:r>
-              </m:lim>
-            </m:limLow>
-          </m:e>
-          <m:sup>
-            <m:r>
-              <m:rPr>
-                <m:sty m:val="p"/>
-              </m:rPr>
-              <m:t>(</m:t>
-            </m:r>
-            <m:r>
-              <m:t>1</m:t>
-            </m:r>
-            <m:r>
-              <m:rPr>
-                <m:sty m:val="p"/>
-              </m:rPr>
-              <m:t>)</m:t>
-            </m:r>
-          </m:sup>
-        </m:sSup>
-      </m:oMath>
+      <w:r>
+        <w:t xml:space="preserve">$\mathord{\smash[b]{\underset{\raise.3ex\hbox{$\scriptstyle\sim$}}{\theta}}\vphantom{\theta}}^{(1)}$</w:t>
+      </w:r>
       <w:r>
         <w:t xml:space="preserve">,</w:t>
       </w:r>
@@ -12912,53 +10351,9 @@
       <w:r>
         <w:t xml:space="preserve"> </w:t>
       </w:r>
-      <m:oMath>
-        <m:sSup>
-          <m:e>
-            <m:limLow>
-              <m:e>
-                <m:r>
-                  <m:t>θ</m:t>
-                </m:r>
-              </m:e>
-              <m:lim>
-                <m:r>
-                  <m:rPr>
-                    <m:sty m:val="p"/>
-                  </m:rPr>
-                  <m:t>∼</m:t>
-                </m:r>
-              </m:lim>
-            </m:limLow>
-          </m:e>
-          <m:sup>
-            <m:r>
-              <m:rPr>
-                <m:sty m:val="p"/>
-              </m:rPr>
-              <m:t>(</m:t>
-            </m:r>
-            <m:r>
-              <m:t>t</m:t>
-            </m:r>
-            <m:r>
-              <m:rPr>
-                <m:sty m:val="p"/>
-              </m:rPr>
-              <m:t>+</m:t>
-            </m:r>
-            <m:r>
-              <m:t>1</m:t>
-            </m:r>
-            <m:r>
-              <m:rPr>
-                <m:sty m:val="p"/>
-              </m:rPr>
-              <m:t>)</m:t>
-            </m:r>
-          </m:sup>
-        </m:sSup>
-      </m:oMath>
+      <w:r>
+        <w:t xml:space="preserve">$\mathord{\smash[b]{\underset{\raise.3ex\hbox{$\scriptstyle\sim$}}{\theta}}\vphantom{\theta}}^{(t+1)}$</w:t>
+      </w:r>
       <w:r>
         <w:t xml:space="preserve"> </w:t>
       </w:r>
@@ -12968,44 +10363,9 @@
       <w:r>
         <w:t xml:space="preserve"> </w:t>
       </w:r>
-      <m:oMath>
-        <m:sSup>
-          <m:e>
-            <m:limLow>
-              <m:e>
-                <m:r>
-                  <m:t>θ</m:t>
-                </m:r>
-              </m:e>
-              <m:lim>
-                <m:r>
-                  <m:rPr>
-                    <m:sty m:val="p"/>
-                  </m:rPr>
-                  <m:t>∼</m:t>
-                </m:r>
-              </m:lim>
-            </m:limLow>
-          </m:e>
-          <m:sup>
-            <m:r>
-              <m:rPr>
-                <m:sty m:val="p"/>
-              </m:rPr>
-              <m:t>(</m:t>
-            </m:r>
-            <m:r>
-              <m:t>t</m:t>
-            </m:r>
-            <m:r>
-              <m:rPr>
-                <m:sty m:val="p"/>
-              </m:rPr>
-              <m:t>)</m:t>
-            </m:r>
-          </m:sup>
-        </m:sSup>
-      </m:oMath>
+      <w:r>
+        <w:t xml:space="preserve">$\mathord{\smash[b]{\underset{\raise.3ex\hbox{$\scriptstyle\sim$}}{\theta}}\vphantom{\theta}}^{(t)}$</w:t>
+      </w:r>
       <w:r>
         <w:t xml:space="preserve"> </w:t>
       </w:r>
@@ -13036,104 +10396,9 @@
       <w:r>
         <w:t xml:space="preserve"> </w:t>
       </w:r>
-      <m:oMath>
-        <m:sSup>
-          <m:e>
-            <m:limLow>
-              <m:e>
-                <m:r>
-                  <m:t>θ</m:t>
-                </m:r>
-              </m:e>
-              <m:lim>
-                <m:r>
-                  <m:rPr>
-                    <m:sty m:val="p"/>
-                  </m:rPr>
-                  <m:t>∼</m:t>
-                </m:r>
-              </m:lim>
-            </m:limLow>
-          </m:e>
-          <m:sup>
-            <m:r>
-              <m:rPr>
-                <m:sty m:val="p"/>
-              </m:rPr>
-              <m:t>*</m:t>
-            </m:r>
-          </m:sup>
-        </m:sSup>
-        <m:r>
-          <m:rPr>
-            <m:sty m:val="p"/>
-          </m:rPr>
-          <m:t>∼</m:t>
-        </m:r>
-        <m:r>
-          <m:t>q</m:t>
-        </m:r>
-        <m:r>
-          <m:rPr>
-            <m:sty m:val="p"/>
-          </m:rPr>
-          <m:t>(</m:t>
-        </m:r>
-        <m:r>
-          <m:rPr>
-            <m:sty m:val="p"/>
-          </m:rPr>
-          <m:t>⋅</m:t>
-        </m:r>
-        <m:r>
-          <m:rPr>
-            <m:sty m:val="p"/>
-          </m:rPr>
-          <m:t>∣</m:t>
-        </m:r>
-        <m:sSup>
-          <m:e>
-            <m:limLow>
-              <m:e>
-                <m:r>
-                  <m:t>θ</m:t>
-                </m:r>
-              </m:e>
-              <m:lim>
-                <m:r>
-                  <m:rPr>
-                    <m:sty m:val="p"/>
-                  </m:rPr>
-                  <m:t>∼</m:t>
-                </m:r>
-              </m:lim>
-            </m:limLow>
-          </m:e>
-          <m:sup>
-            <m:r>
-              <m:rPr>
-                <m:sty m:val="p"/>
-              </m:rPr>
-              <m:t>(</m:t>
-            </m:r>
-            <m:r>
-              <m:t>t</m:t>
-            </m:r>
-            <m:r>
-              <m:rPr>
-                <m:sty m:val="p"/>
-              </m:rPr>
-              <m:t>)</m:t>
-            </m:r>
-          </m:sup>
-        </m:sSup>
-        <m:r>
-          <m:rPr>
-            <m:sty m:val="p"/>
-          </m:rPr>
-          <m:t>)</m:t>
-        </m:r>
-      </m:oMath>
+      <w:r>
+        <w:t xml:space="preserve">$\mathord{\smash[b]{\underset{\raise.3ex\hbox{$\scriptstyle\sim$}}{\theta}}\vphantom{\theta}}^* \sim q(\cdot \mid \mathord{\smash[b]{\underset{\raise.3ex\hbox{$\scriptstyle\sim$}}{\theta}}\vphantom{\theta}}^{(t)})$</w:t>
+      </w:r>
       <w:r>
         <w:t xml:space="preserve">.</w:t>
       </w:r>
@@ -13224,86 +10489,9 @@
       <w:r>
         <w:t xml:space="preserve"> </w:t>
       </w:r>
-      <m:oMath>
-        <m:sSup>
-          <m:e>
-            <m:limLow>
-              <m:e>
-                <m:r>
-                  <m:t>θ</m:t>
-                </m:r>
-              </m:e>
-              <m:lim>
-                <m:r>
-                  <m:rPr>
-                    <m:sty m:val="p"/>
-                  </m:rPr>
-                  <m:t>∼</m:t>
-                </m:r>
-              </m:lim>
-            </m:limLow>
-          </m:e>
-          <m:sup>
-            <m:r>
-              <m:rPr>
-                <m:sty m:val="p"/>
-              </m:rPr>
-              <m:t>(</m:t>
-            </m:r>
-            <m:r>
-              <m:t>t</m:t>
-            </m:r>
-            <m:r>
-              <m:rPr>
-                <m:sty m:val="p"/>
-              </m:rPr>
-              <m:t>+</m:t>
-            </m:r>
-            <m:r>
-              <m:t>1</m:t>
-            </m:r>
-            <m:r>
-              <m:rPr>
-                <m:sty m:val="p"/>
-              </m:rPr>
-              <m:t>)</m:t>
-            </m:r>
-          </m:sup>
-        </m:sSup>
-        <m:r>
-          <m:rPr>
-            <m:sty m:val="p"/>
-          </m:rPr>
-          <m:t>=</m:t>
-        </m:r>
-        <m:sSup>
-          <m:e>
-            <m:limLow>
-              <m:e>
-                <m:r>
-                  <m:t>θ</m:t>
-                </m:r>
-              </m:e>
-              <m:lim>
-                <m:r>
-                  <m:rPr>
-                    <m:sty m:val="p"/>
-                  </m:rPr>
-                  <m:t>∼</m:t>
-                </m:r>
-              </m:lim>
-            </m:limLow>
-          </m:e>
-          <m:sup>
-            <m:r>
-              <m:rPr>
-                <m:sty m:val="p"/>
-              </m:rPr>
-              <m:t>*</m:t>
-            </m:r>
-          </m:sup>
-        </m:sSup>
-      </m:oMath>
+      <w:r>
+        <w:t xml:space="preserve">$\mathord{\smash[b]{\underset{\raise.3ex\hbox{$\scriptstyle\sim$}}{\theta}}\vphantom{\theta}}^{(t+1)} = \mathord{\smash[b]{\underset{\raise.3ex\hbox{$\scriptstyle\sim$}}{\theta}}\vphantom{\theta}}^*$</w:t>
+      </w:r>
       <w:r>
         <w:t xml:space="preserve"> </w:t>
       </w:r>
@@ -13319,95 +10507,9 @@
       <w:r>
         <w:t xml:space="preserve"> </w:t>
       </w:r>
-      <m:oMath>
-        <m:sSup>
-          <m:e>
-            <m:limLow>
-              <m:e>
-                <m:r>
-                  <m:t>θ</m:t>
-                </m:r>
-              </m:e>
-              <m:lim>
-                <m:r>
-                  <m:rPr>
-                    <m:sty m:val="p"/>
-                  </m:rPr>
-                  <m:t>∼</m:t>
-                </m:r>
-              </m:lim>
-            </m:limLow>
-          </m:e>
-          <m:sup>
-            <m:r>
-              <m:rPr>
-                <m:sty m:val="p"/>
-              </m:rPr>
-              <m:t>(</m:t>
-            </m:r>
-            <m:r>
-              <m:t>t</m:t>
-            </m:r>
-            <m:r>
-              <m:rPr>
-                <m:sty m:val="p"/>
-              </m:rPr>
-              <m:t>+</m:t>
-            </m:r>
-            <m:r>
-              <m:t>1</m:t>
-            </m:r>
-            <m:r>
-              <m:rPr>
-                <m:sty m:val="p"/>
-              </m:rPr>
-              <m:t>)</m:t>
-            </m:r>
-          </m:sup>
-        </m:sSup>
-        <m:r>
-          <m:rPr>
-            <m:sty m:val="p"/>
-          </m:rPr>
-          <m:t>=</m:t>
-        </m:r>
-        <m:sSup>
-          <m:e>
-            <m:limLow>
-              <m:e>
-                <m:r>
-                  <m:t>θ</m:t>
-                </m:r>
-              </m:e>
-              <m:lim>
-                <m:r>
-                  <m:rPr>
-                    <m:sty m:val="p"/>
-                  </m:rPr>
-                  <m:t>∼</m:t>
-                </m:r>
-              </m:lim>
-            </m:limLow>
-          </m:e>
-          <m:sup>
-            <m:r>
-              <m:rPr>
-                <m:sty m:val="p"/>
-              </m:rPr>
-              <m:t>(</m:t>
-            </m:r>
-            <m:r>
-              <m:t>t</m:t>
-            </m:r>
-            <m:r>
-              <m:rPr>
-                <m:sty m:val="p"/>
-              </m:rPr>
-              <m:t>)</m:t>
-            </m:r>
-          </m:sup>
-        </m:sSup>
-      </m:oMath>
+      <w:r>
+        <w:t xml:space="preserve">$\mathord{\smash[b]{\underset{\raise.3ex\hbox{$\scriptstyle\sim$}}{\theta}}\vphantom{\theta}}^{(t+1)} = \mathord{\smash[b]{\underset{\raise.3ex\hbox{$\scriptstyle\sim$}}{\theta}}\vphantom{\theta}}^{(t)}$</w:t>
+      </w:r>
       <w:r>
         <w:t xml:space="preserve"> </w:t>
       </w:r>
@@ -13440,155 +10542,9 @@
       <w:r>
         <w:t xml:space="preserve"> </w:t>
       </w:r>
-      <m:oMath>
-        <m:r>
-          <m:rPr>
-            <m:sty m:val="p"/>
-          </m:rPr>
-          <m:t>p</m:t>
-        </m:r>
-        <m:r>
-          <m:rPr>
-            <m:sty m:val="p"/>
-          </m:rPr>
-          <m:t>(</m:t>
-        </m:r>
-        <m:sSup>
-          <m:e>
-            <m:limLow>
-              <m:e>
-                <m:r>
-                  <m:t>θ</m:t>
-                </m:r>
-              </m:e>
-              <m:lim>
-                <m:r>
-                  <m:rPr>
-                    <m:sty m:val="p"/>
-                  </m:rPr>
-                  <m:t>∼</m:t>
-                </m:r>
-              </m:lim>
-            </m:limLow>
-          </m:e>
-          <m:sup>
-            <m:r>
-              <m:rPr>
-                <m:sty m:val="p"/>
-              </m:rPr>
-              <m:t>*</m:t>
-            </m:r>
-          </m:sup>
-        </m:sSup>
-        <m:r>
-          <m:rPr>
-            <m:sty m:val="p"/>
-          </m:rPr>
-          <m:t>∣</m:t>
-        </m:r>
-        <m:limLow>
-          <m:e>
-            <m:r>
-              <m:t>y</m:t>
-            </m:r>
-          </m:e>
-          <m:lim>
-            <m:r>
-              <m:rPr>
-                <m:sty m:val="p"/>
-              </m:rPr>
-              <m:t>∼</m:t>
-            </m:r>
-          </m:lim>
-        </m:limLow>
-        <m:r>
-          <m:rPr>
-            <m:sty m:val="p"/>
-          </m:rPr>
-          <m:t>)</m:t>
-        </m:r>
-        <m:r>
-          <m:rPr>
-            <m:sty m:val="p"/>
-          </m:rPr>
-          <m:t>/</m:t>
-        </m:r>
-        <m:r>
-          <m:rPr>
-            <m:sty m:val="p"/>
-          </m:rPr>
-          <m:t>p</m:t>
-        </m:r>
-        <m:r>
-          <m:rPr>
-            <m:sty m:val="p"/>
-          </m:rPr>
-          <m:t>(</m:t>
-        </m:r>
-        <m:sSup>
-          <m:e>
-            <m:limLow>
-              <m:e>
-                <m:r>
-                  <m:t>θ</m:t>
-                </m:r>
-              </m:e>
-              <m:lim>
-                <m:r>
-                  <m:rPr>
-                    <m:sty m:val="p"/>
-                  </m:rPr>
-                  <m:t>∼</m:t>
-                </m:r>
-              </m:lim>
-            </m:limLow>
-          </m:e>
-          <m:sup>
-            <m:r>
-              <m:rPr>
-                <m:sty m:val="p"/>
-              </m:rPr>
-              <m:t>(</m:t>
-            </m:r>
-            <m:r>
-              <m:t>t</m:t>
-            </m:r>
-            <m:r>
-              <m:rPr>
-                <m:sty m:val="p"/>
-              </m:rPr>
-              <m:t>)</m:t>
-            </m:r>
-          </m:sup>
-        </m:sSup>
-        <m:r>
-          <m:rPr>
-            <m:sty m:val="p"/>
-          </m:rPr>
-          <m:t>∣</m:t>
-        </m:r>
-        <m:limLow>
-          <m:e>
-            <m:r>
-              <m:t>y</m:t>
-            </m:r>
-          </m:e>
-          <m:lim>
-            <m:r>
-              <m:rPr>
-                <m:sty m:val="p"/>
-              </m:rPr>
-              <m:t>∼</m:t>
-            </m:r>
-          </m:lim>
-        </m:limLow>
-        <m:r>
-          <m:rPr>
-            <m:sty m:val="p"/>
-          </m:rPr>
-          <m:t>)</m:t>
-        </m:r>
-      </m:oMath>
+      <w:r>
+        <w:t xml:space="preserve">$\operatorname{p}(\mathord{\smash[b]{\underset{\raise.3ex\hbox{$\scriptstyle\sim$}}{\theta}}\vphantom{\theta}}^* \mid \mathord{\smash[b]{\underset{\raise.3ex\hbox{$\scriptstyle\sim$}}{y}}\vphantom{y}}) / \operatorname{p}(\mathord{\smash[b]{\underset{\raise.3ex\hbox{$\scriptstyle\sim$}}{\theta}}\vphantom{\theta}}^{(t)} \mid \mathord{\smash[b]{\underset{\raise.3ex\hbox{$\scriptstyle\sim$}}{y}}\vphantom{y}})$</w:t>
+      </w:r>
       <w:r>
         <w:t xml:space="preserve"> </w:t>
       </w:r>
@@ -13598,41 +10554,9 @@
       <w:r>
         <w:t xml:space="preserve"> </w:t>
       </w:r>
-      <m:oMath>
-        <m:r>
-          <m:rPr>
-            <m:sty m:val="p"/>
-          </m:rPr>
-          <m:t>p</m:t>
-        </m:r>
-        <m:r>
-          <m:rPr>
-            <m:sty m:val="p"/>
-          </m:rPr>
-          <m:t>(</m:t>
-        </m:r>
-        <m:limLow>
-          <m:e>
-            <m:r>
-              <m:t>y</m:t>
-            </m:r>
-          </m:e>
-          <m:lim>
-            <m:r>
-              <m:rPr>
-                <m:sty m:val="p"/>
-              </m:rPr>
-              <m:t>∼</m:t>
-            </m:r>
-          </m:lim>
-        </m:limLow>
-        <m:r>
-          <m:rPr>
-            <m:sty m:val="p"/>
-          </m:rPr>
-          <m:t>)</m:t>
-        </m:r>
-      </m:oMath>
+      <w:r>
+        <w:t xml:space="preserve">$\operatorname{p}(\mathord{\smash[b]{\underset{\raise.3ex\hbox{$\scriptstyle\sim$}}{y}}\vphantom{y}})$</w:t>
+      </w:r>
       <w:r>
         <w:t xml:space="preserve"> </w:t>
       </w:r>
@@ -13691,86 +10615,9 @@
       <w:r>
         <w:t xml:space="preserve"> </w:t>
       </w:r>
-      <m:oMath>
-        <m:sSup>
-          <m:e>
-            <m:limLow>
-              <m:e>
-                <m:r>
-                  <m:t>θ</m:t>
-                </m:r>
-              </m:e>
-              <m:lim>
-                <m:r>
-                  <m:rPr>
-                    <m:sty m:val="p"/>
-                  </m:rPr>
-                  <m:t>∼</m:t>
-                </m:r>
-              </m:lim>
-            </m:limLow>
-          </m:e>
-          <m:sup>
-            <m:r>
-              <m:rPr>
-                <m:sty m:val="p"/>
-              </m:rPr>
-              <m:t>*</m:t>
-            </m:r>
-          </m:sup>
-        </m:sSup>
-        <m:r>
-          <m:rPr>
-            <m:sty m:val="p"/>
-          </m:rPr>
-          <m:t>=</m:t>
-        </m:r>
-        <m:sSup>
-          <m:e>
-            <m:limLow>
-              <m:e>
-                <m:r>
-                  <m:t>θ</m:t>
-                </m:r>
-              </m:e>
-              <m:lim>
-                <m:r>
-                  <m:rPr>
-                    <m:sty m:val="p"/>
-                  </m:rPr>
-                  <m:t>∼</m:t>
-                </m:r>
-              </m:lim>
-            </m:limLow>
-          </m:e>
-          <m:sup>
-            <m:r>
-              <m:rPr>
-                <m:sty m:val="p"/>
-              </m:rPr>
-              <m:t>(</m:t>
-            </m:r>
-            <m:r>
-              <m:t>t</m:t>
-            </m:r>
-            <m:r>
-              <m:rPr>
-                <m:sty m:val="p"/>
-              </m:rPr>
-              <m:t>)</m:t>
-            </m:r>
-          </m:sup>
-        </m:sSup>
-        <m:r>
-          <m:rPr>
-            <m:sty m:val="p"/>
-          </m:rPr>
-          <m:t>+</m:t>
-        </m:r>
-        <m:r>
-          <m:t>ε</m:t>
-        </m:r>
-      </m:oMath>
+      <w:r>
+        <w:t xml:space="preserve">$\mathord{\smash[b]{\underset{\raise.3ex\hbox{$\scriptstyle\sim$}}{\theta}}\vphantom{\theta}}^* = \mathord{\smash[b]{\underset{\raise.3ex\hbox{$\scriptstyle\sim$}}{\theta}}\vphantom{\theta}}^{(t)} + \varepsilon$</w:t>
+      </w:r>
       <w:r>
         <w:t xml:space="preserve"> </w:t>
       </w:r>
@@ -16744,83 +13591,9 @@
       <w:r>
         <w:t xml:space="preserve"> </w:t>
       </w:r>
-      <m:oMath>
-        <m:limLow>
-          <m:e>
-            <m:r>
-              <m:t>θ</m:t>
-            </m:r>
-          </m:e>
-          <m:lim>
-            <m:r>
-              <m:rPr>
-                <m:sty m:val="p"/>
-              </m:rPr>
-              <m:t>∼</m:t>
-            </m:r>
-          </m:lim>
-        </m:limLow>
-        <m:r>
-          <m:rPr>
-            <m:sty m:val="p"/>
-          </m:rPr>
-          <m:t>=</m:t>
-        </m:r>
-        <m:r>
-          <m:rPr>
-            <m:sty m:val="p"/>
-          </m:rPr>
-          <m:t>(</m:t>
-        </m:r>
-        <m:sSub>
-          <m:e>
-            <m:r>
-              <m:t>θ</m:t>
-            </m:r>
-          </m:e>
-          <m:sub>
-            <m:r>
-              <m:t>1</m:t>
-            </m:r>
-          </m:sub>
-        </m:sSub>
-        <m:r>
-          <m:rPr>
-            <m:sty m:val="p"/>
-          </m:rPr>
-          <m:t>,</m:t>
-        </m:r>
-        <m:r>
-          <m:rPr>
-            <m:sty m:val="p"/>
-          </m:rPr>
-          <m:t>…</m:t>
-        </m:r>
-        <m:r>
-          <m:rPr>
-            <m:sty m:val="p"/>
-          </m:rPr>
-          <m:t>,</m:t>
-        </m:r>
-        <m:sSub>
-          <m:e>
-            <m:r>
-              <m:t>θ</m:t>
-            </m:r>
-          </m:e>
-          <m:sub>
-            <m:r>
-              <m:t>K</m:t>
-            </m:r>
-          </m:sub>
-        </m:sSub>
-        <m:r>
-          <m:rPr>
-            <m:sty m:val="p"/>
-          </m:rPr>
-          <m:t>)</m:t>
-        </m:r>
-      </m:oMath>
+      <w:r>
+        <w:t xml:space="preserve">$\mathord{\smash[b]{\underset{\raise.3ex\hbox{$\scriptstyle\sim$}}{\theta}}\vphantom{\theta}}= (\theta_1, \ldots, \theta_K)$</w:t>
+      </w:r>
       <w:r>
         <w:t xml:space="preserve">,</w:t>
       </w:r>
@@ -16872,95 +13645,9 @@
       <w:r>
         <w:t xml:space="preserve"> </w:t>
       </w:r>
-      <m:oMath>
-        <m:r>
-          <m:rPr>
-            <m:sty m:val="p"/>
-          </m:rPr>
-          <m:t>p</m:t>
-        </m:r>
-        <m:r>
-          <m:rPr>
-            <m:sty m:val="p"/>
-          </m:rPr>
-          <m:t>(</m:t>
-        </m:r>
-        <m:sSub>
-          <m:e>
-            <m:r>
-              <m:t>θ</m:t>
-            </m:r>
-          </m:e>
-          <m:sub>
-            <m:r>
-              <m:t>k</m:t>
-            </m:r>
-          </m:sub>
-        </m:sSub>
-        <m:r>
-          <m:rPr>
-            <m:sty m:val="p"/>
-          </m:rPr>
-          <m:t>∣</m:t>
-        </m:r>
-        <m:sSub>
-          <m:e>
-            <m:limLow>
-              <m:e>
-                <m:r>
-                  <m:t>θ</m:t>
-                </m:r>
-              </m:e>
-              <m:lim>
-                <m:r>
-                  <m:rPr>
-                    <m:sty m:val="p"/>
-                  </m:rPr>
-                  <m:t>∼</m:t>
-                </m:r>
-              </m:lim>
-            </m:limLow>
-          </m:e>
-          <m:sub>
-            <m:r>
-              <m:rPr>
-                <m:sty m:val="p"/>
-              </m:rPr>
-              <m:t>−</m:t>
-            </m:r>
-            <m:r>
-              <m:t>k</m:t>
-            </m:r>
-          </m:sub>
-        </m:sSub>
-        <m:r>
-          <m:rPr>
-            <m:sty m:val="p"/>
-          </m:rPr>
-          <m:t>,</m:t>
-        </m:r>
-        <m:limLow>
-          <m:e>
-            <m:r>
-              <m:t>y</m:t>
-            </m:r>
-          </m:e>
-          <m:lim>
-            <m:r>
-              <m:rPr>
-                <m:sty m:val="p"/>
-              </m:rPr>
-              <m:t>∼</m:t>
-            </m:r>
-          </m:lim>
-        </m:limLow>
-        <m:r>
-          <m:rPr>
-            <m:sty m:val="p"/>
-          </m:rPr>
-          <m:t>)</m:t>
-        </m:r>
-      </m:oMath>
+      <w:r>
+        <w:t xml:space="preserve">$\operatorname{p}(\theta_k \mid \mathord{\smash[b]{\underset{\raise.3ex\hbox{$\scriptstyle\sim$}}{\theta}}\vphantom{\theta}}_{-k}, \mathord{\smash[b]{\underset{\raise.3ex\hbox{$\scriptstyle\sim$}}{y}}\vphantom{y}})$</w:t>
+      </w:r>
       <w:r>
         <w:t xml:space="preserve">,</w:t>
       </w:r>
@@ -16973,38 +13660,9 @@
       <w:r>
         <w:t xml:space="preserve"> </w:t>
       </w:r>
-      <m:oMath>
-        <m:sSub>
-          <m:e>
-            <m:limLow>
-              <m:e>
-                <m:r>
-                  <m:t>θ</m:t>
-                </m:r>
-              </m:e>
-              <m:lim>
-                <m:r>
-                  <m:rPr>
-                    <m:sty m:val="p"/>
-                  </m:rPr>
-                  <m:t>∼</m:t>
-                </m:r>
-              </m:lim>
-            </m:limLow>
-          </m:e>
-          <m:sub>
-            <m:r>
-              <m:rPr>
-                <m:sty m:val="p"/>
-              </m:rPr>
-              <m:t>−</m:t>
-            </m:r>
-            <m:r>
-              <m:t>k</m:t>
-            </m:r>
-          </m:sub>
-        </m:sSub>
-      </m:oMath>
+      <w:r>
+        <w:t xml:space="preserve">$\mathord{\smash[b]{\underset{\raise.3ex\hbox{$\scriptstyle\sim$}}{\theta}}\vphantom{\theta}}_{-k}$</w:t>
+      </w:r>
       <w:r>
         <w:t xml:space="preserve"> </w:t>
       </w:r>
@@ -17014,23 +13672,9 @@
       <w:r>
         <w:t xml:space="preserve"> </w:t>
       </w:r>
-      <m:oMath>
-        <m:limLow>
-          <m:e>
-            <m:r>
-              <m:t>θ</m:t>
-            </m:r>
-          </m:e>
-          <m:lim>
-            <m:r>
-              <m:rPr>
-                <m:sty m:val="p"/>
-              </m:rPr>
-              <m:t>∼</m:t>
-            </m:r>
-          </m:lim>
-        </m:limLow>
-      </m:oMath>
+      <w:r>
+        <w:t xml:space="preserve">$\mathord{\smash[b]{\underset{\raise.3ex\hbox{$\scriptstyle\sim$}}{\theta}}\vphantom{\theta}}$</w:t>
+      </w:r>
       <w:r>
         <w:t xml:space="preserve"> </w:t>
       </w:r>
@@ -17096,53 +13740,9 @@
       <w:r>
         <w:t xml:space="preserve"> </w:t>
       </w:r>
-      <m:oMath>
-        <m:sSup>
-          <m:e>
-            <m:limLow>
-              <m:e>
-                <m:r>
-                  <m:t>θ</m:t>
-                </m:r>
-              </m:e>
-              <m:lim>
-                <m:r>
-                  <m:rPr>
-                    <m:sty m:val="p"/>
-                  </m:rPr>
-                  <m:t>∼</m:t>
-                </m:r>
-              </m:lim>
-            </m:limLow>
-          </m:e>
-          <m:sup>
-            <m:r>
-              <m:rPr>
-                <m:sty m:val="p"/>
-              </m:rPr>
-              <m:t>(</m:t>
-            </m:r>
-            <m:r>
-              <m:t>t</m:t>
-            </m:r>
-            <m:r>
-              <m:rPr>
-                <m:sty m:val="p"/>
-              </m:rPr>
-              <m:t>+</m:t>
-            </m:r>
-            <m:r>
-              <m:t>1</m:t>
-            </m:r>
-            <m:r>
-              <m:rPr>
-                <m:sty m:val="p"/>
-              </m:rPr>
-              <m:t>)</m:t>
-            </m:r>
-          </m:sup>
-        </m:sSup>
-      </m:oMath>
+      <w:r>
+        <w:t xml:space="preserve">$\mathord{\smash[b]{\underset{\raise.3ex\hbox{$\scriptstyle\sim$}}{\theta}}\vphantom{\theta}}^{(t+1)}$</w:t>
+      </w:r>
       <w:r>
         <w:t xml:space="preserve"> </w:t>
       </w:r>
@@ -17152,44 +13752,9 @@
       <w:r>
         <w:t xml:space="preserve"> </w:t>
       </w:r>
-      <m:oMath>
-        <m:sSup>
-          <m:e>
-            <m:limLow>
-              <m:e>
-                <m:r>
-                  <m:t>θ</m:t>
-                </m:r>
-              </m:e>
-              <m:lim>
-                <m:r>
-                  <m:rPr>
-                    <m:sty m:val="p"/>
-                  </m:rPr>
-                  <m:t>∼</m:t>
-                </m:r>
-              </m:lim>
-            </m:limLow>
-          </m:e>
-          <m:sup>
-            <m:r>
-              <m:rPr>
-                <m:sty m:val="p"/>
-              </m:rPr>
-              <m:t>(</m:t>
-            </m:r>
-            <m:r>
-              <m:t>t</m:t>
-            </m:r>
-            <m:r>
-              <m:rPr>
-                <m:sty m:val="p"/>
-              </m:rPr>
-              <m:t>)</m:t>
-            </m:r>
-          </m:sup>
-        </m:sSup>
-      </m:oMath>
+      <w:r>
+        <w:t xml:space="preserve">$\mathord{\smash[b]{\underset{\raise.3ex\hbox{$\scriptstyle\sim$}}{\theta}}\vphantom{\theta}}^{(t)}$</w:t>
+      </w:r>
       <w:r>
         <w:t xml:space="preserve"> </w:t>
       </w:r>
@@ -23416,23 +19981,9 @@
       <w:r>
         <w:t xml:space="preserve"> </w:t>
       </w:r>
-      <m:oMath>
-        <m:limLow>
-          <m:e>
-            <m:r>
-              <m:t>θ</m:t>
-            </m:r>
-          </m:e>
-          <m:lim>
-            <m:r>
-              <m:rPr>
-                <m:sty m:val="p"/>
-              </m:rPr>
-              <m:t>∼</m:t>
-            </m:r>
-          </m:lim>
-        </m:limLow>
-      </m:oMath>
+      <w:r>
+        <w:t xml:space="preserve">$\mathord{\smash[b]{\underset{\raise.3ex\hbox{$\scriptstyle\sim$}}{\theta}}\vphantom{\theta}}$</w:t>
+      </w:r>
       <w:r>
         <w:t xml:space="preserve"> </w:t>
       </w:r>
@@ -23444,137 +19995,11 @@
       <w:pPr>
         <w:pStyle w:val="BodyText"/>
       </w:pPr>
-      <m:oMathPara>
-        <m:oMathParaPr>
-          <m:jc m:val="center"/>
-        </m:oMathParaPr>
-        <m:oMath>
-          <m:r>
-            <m:t>D</m:t>
-          </m:r>
-          <m:r>
-            <m:rPr>
-              <m:sty m:val="p"/>
-            </m:rPr>
-            <m:t>(</m:t>
-          </m:r>
-          <m:limLow>
-            <m:e>
-              <m:r>
-                <m:t>θ</m:t>
-              </m:r>
-            </m:e>
-            <m:lim>
-              <m:r>
-                <m:rPr>
-                  <m:sty m:val="p"/>
-                </m:rPr>
-                <m:t>∼</m:t>
-              </m:r>
-            </m:lim>
-          </m:limLow>
-          <m:r>
-            <m:rPr>
-              <m:sty m:val="p"/>
-            </m:rPr>
-            <m:t>)</m:t>
-          </m:r>
-          <m:limUpp>
-            <m:e>
-              <m:r>
-                <m:rPr>
-                  <m:sty m:val="p"/>
-                </m:rPr>
-                <m:t>=</m:t>
-              </m:r>
-            </m:e>
-            <m:lim>
-              <m:r>
-                <m:rPr>
-                  <m:nor/>
-                  <m:sty m:val="p"/>
-                </m:rPr>
-                <m:t>def</m:t>
-              </m:r>
-            </m:lim>
-          </m:limUpp>
-          <m:r>
-            <m:rPr>
-              <m:sty m:val="p"/>
-            </m:rPr>
-            <m:t>−</m:t>
-          </m:r>
-          <m:r>
-            <m:t>2</m:t>
-          </m:r>
-          <m:r>
-            <m:rPr>
-              <m:sty m:val="p"/>
-            </m:rPr>
-            <m:t>log</m:t>
-          </m:r>
-          <m:r>
-            <m:rPr>
-              <m:sty m:val="p"/>
-            </m:rPr>
-            <m:t>p</m:t>
-          </m:r>
-          <m:r>
-            <m:rPr>
-              <m:sty m:val="p"/>
-            </m:rPr>
-            <m:t>(</m:t>
-          </m:r>
-          <m:limLow>
-            <m:e>
-              <m:r>
-                <m:t>y</m:t>
-              </m:r>
-            </m:e>
-            <m:lim>
-              <m:r>
-                <m:rPr>
-                  <m:sty m:val="p"/>
-                </m:rPr>
-                <m:t>∼</m:t>
-              </m:r>
-            </m:lim>
-          </m:limLow>
-          <m:r>
-            <m:rPr>
-              <m:sty m:val="p"/>
-            </m:rPr>
-            <m:t>∣</m:t>
-          </m:r>
-          <m:limLow>
-            <m:e>
-              <m:r>
-                <m:t>θ</m:t>
-              </m:r>
-            </m:e>
-            <m:lim>
-              <m:r>
-                <m:rPr>
-                  <m:sty m:val="p"/>
-                </m:rPr>
-                <m:t>∼</m:t>
-              </m:r>
-            </m:lim>
-          </m:limLow>
-          <m:r>
-            <m:rPr>
-              <m:sty m:val="p"/>
-            </m:rPr>
-            <m:t>)</m:t>
-          </m:r>
-          <m:r>
-            <m:rPr>
-              <m:sty m:val="p"/>
-            </m:rPr>
-            <m:t>.</m:t>
-          </m:r>
-        </m:oMath>
-      </m:oMathPara>
+      <w:r>
+        <w:t xml:space="preserve">$$
+    D(\mathord{\smash[b]{\underset{\raise.3ex\hbox{$\scriptstyle\sim$}}{\theta}}\vphantom{\theta}}) \stackrel{\text{def}}{=}-2 \log \operatorname{p}(\mathord{\smash[b]{\underset{\raise.3ex\hbox{$\scriptstyle\sim$}}{y}}\vphantom{y}}\mid \mathord{\smash[b]{\underset{\raise.3ex\hbox{$\scriptstyle\sim$}}{\theta}}\vphantom{\theta}}).
+    $$</w:t>
+      </w:r>
     </w:p>
     <w:bookmarkEnd w:id="70"/>
     <w:bookmarkStart w:id="71" w:name="rem-bayes-deviance-constant"/>
@@ -23610,23 +20035,9 @@
       <w:r>
         <w:t xml:space="preserve"> </w:t>
       </w:r>
-      <m:oMath>
-        <m:limLow>
-          <m:e>
-            <m:r>
-              <m:t>θ</m:t>
-            </m:r>
-          </m:e>
-          <m:lim>
-            <m:r>
-              <m:rPr>
-                <m:sty m:val="p"/>
-              </m:rPr>
-              <m:t>∼</m:t>
-            </m:r>
-          </m:lim>
-        </m:limLow>
-      </m:oMath>
+      <w:r>
+        <w:t xml:space="preserve">$\mathord{\smash[b]{\underset{\raise.3ex\hbox{$\scriptstyle\sim$}}{\theta}}\vphantom{\theta}}$</w:t>
+      </w:r>
       <w:r>
         <w:t xml:space="preserve">,</w:t>
       </w:r>
@@ -23659,110 +20070,9 @@
       <w:r>
         <w:t xml:space="preserve"> </w:t>
       </w:r>
-      <m:oMath>
-        <m:bar>
-          <m:barPr>
-            <m:pos m:val="top"/>
-          </m:barPr>
-          <m:e>
-            <m:r>
-              <m:t>D</m:t>
-            </m:r>
-          </m:e>
-        </m:bar>
-        <m:limUpp>
-          <m:e>
-            <m:r>
-              <m:rPr>
-                <m:sty m:val="p"/>
-              </m:rPr>
-              <m:t>=</m:t>
-            </m:r>
-          </m:e>
-          <m:lim>
-            <m:r>
-              <m:rPr>
-                <m:nor/>
-                <m:sty m:val="p"/>
-              </m:rPr>
-              <m:t>def</m:t>
-            </m:r>
-          </m:lim>
-        </m:limUpp>
-        <m:r>
-          <m:rPr>
-            <m:sty m:val="p"/>
-          </m:rPr>
-          <m:t>E</m:t>
-        </m:r>
-        <m:r>
-          <m:t>​</m:t>
-        </m:r>
-        <m:d>
-          <m:dPr>
-            <m:begChr m:val="["/>
-            <m:sepChr m:val=""/>
-            <m:endChr m:val="]"/>
-            <m:grow/>
-          </m:dPr>
-          <m:e>
-            <m:r>
-              <m:t>D</m:t>
-            </m:r>
-            <m:r>
-              <m:rPr>
-                <m:sty m:val="p"/>
-              </m:rPr>
-              <m:t>(</m:t>
-            </m:r>
-            <m:limLow>
-              <m:e>
-                <m:r>
-                  <m:t>θ</m:t>
-                </m:r>
-              </m:e>
-              <m:lim>
-                <m:r>
-                  <m:rPr>
-                    <m:sty m:val="p"/>
-                  </m:rPr>
-                  <m:t>∼</m:t>
-                </m:r>
-              </m:lim>
-            </m:limLow>
-            <m:r>
-              <m:rPr>
-                <m:sty m:val="p"/>
-              </m:rPr>
-              <m:t>)</m:t>
-            </m:r>
-            <m:r>
-              <m:rPr>
-                <m:sty m:val="p"/>
-              </m:rPr>
-              <m:t>∣</m:t>
-            </m:r>
-            <m:limLow>
-              <m:e>
-                <m:r>
-                  <m:t>y</m:t>
-                </m:r>
-              </m:e>
-              <m:lim>
-                <m:r>
-                  <m:rPr>
-                    <m:sty m:val="p"/>
-                  </m:rPr>
-                  <m:t>∼</m:t>
-                </m:r>
-              </m:lim>
-            </m:limLow>
-          </m:e>
-        </m:d>
-        <m:r>
-          <m:t>​</m:t>
-        </m:r>
-      </m:oMath>
+      <w:r>
+        <w:t xml:space="preserve">$\overline{D} \stackrel{\text{def}}{=}\operatorname{E}\mathopen{}\left[D(\mathord{\smash[b]{\underset{\raise.3ex\hbox{$\scriptstyle\sim$}}{\theta}}\vphantom{\theta}}) \mid \mathord{\smash[b]{\underset{\raise.3ex\hbox{$\scriptstyle\sim$}}{y}}\vphantom{y}}\right]\mathclose{}$</w:t>
+      </w:r>
       <w:r>
         <w:t xml:space="preserve"> </w:t>
       </w:r>
@@ -23792,107 +20102,9 @@
       <w:r>
         <w:t xml:space="preserve"> </w:t>
       </w:r>
-      <m:oMath>
-        <m:acc>
-          <m:accPr>
-            <m:chr m:val="‾"/>
-          </m:accPr>
-          <m:e>
-            <m:limLow>
-              <m:e>
-                <m:r>
-                  <m:t>θ</m:t>
-                </m:r>
-              </m:e>
-              <m:lim>
-                <m:r>
-                  <m:rPr>
-                    <m:sty m:val="p"/>
-                  </m:rPr>
-                  <m:t>∼</m:t>
-                </m:r>
-              </m:lim>
-            </m:limLow>
-          </m:e>
-        </m:acc>
-        <m:limUpp>
-          <m:e>
-            <m:r>
-              <m:rPr>
-                <m:sty m:val="p"/>
-              </m:rPr>
-              <m:t>=</m:t>
-            </m:r>
-          </m:e>
-          <m:lim>
-            <m:r>
-              <m:rPr>
-                <m:nor/>
-                <m:sty m:val="p"/>
-              </m:rPr>
-              <m:t>def</m:t>
-            </m:r>
-          </m:lim>
-        </m:limUpp>
-        <m:r>
-          <m:rPr>
-            <m:sty m:val="p"/>
-          </m:rPr>
-          <m:t>E</m:t>
-        </m:r>
-        <m:r>
-          <m:t>​</m:t>
-        </m:r>
-        <m:d>
-          <m:dPr>
-            <m:begChr m:val="["/>
-            <m:sepChr m:val=""/>
-            <m:endChr m:val="]"/>
-            <m:grow/>
-          </m:dPr>
-          <m:e>
-            <m:limLow>
-              <m:e>
-                <m:r>
-                  <m:t>θ</m:t>
-                </m:r>
-              </m:e>
-              <m:lim>
-                <m:r>
-                  <m:rPr>
-                    <m:sty m:val="p"/>
-                  </m:rPr>
-                  <m:t>∼</m:t>
-                </m:r>
-              </m:lim>
-            </m:limLow>
-            <m:r>
-              <m:rPr>
-                <m:sty m:val="p"/>
-              </m:rPr>
-              <m:t>∣</m:t>
-            </m:r>
-            <m:limLow>
-              <m:e>
-                <m:r>
-                  <m:t>y</m:t>
-                </m:r>
-              </m:e>
-              <m:lim>
-                <m:r>
-                  <m:rPr>
-                    <m:sty m:val="p"/>
-                  </m:rPr>
-                  <m:t>∼</m:t>
-                </m:r>
-              </m:lim>
-            </m:limLow>
-          </m:e>
-        </m:d>
-        <m:r>
-          <m:t>​</m:t>
-        </m:r>
-      </m:oMath>
+      <w:r>
+        <w:t xml:space="preserve">$\bar{\mathord{\smash[b]{\underset{\raise.3ex\hbox{$\scriptstyle\sim$}}{\theta}}\vphantom{\theta}}} \stackrel{\text{def}}{=}\operatorname{E}\mathopen{}\left[\mathord{\smash[b]{\underset{\raise.3ex\hbox{$\scriptstyle\sim$}}{\theta}}\vphantom{\theta}}\mid \mathord{\smash[b]{\underset{\raise.3ex\hbox{$\scriptstyle\sim$}}{y}}\vphantom{y}}\right]\mathclose{}$</w:t>
+      </w:r>
       <w:r>
         <w:t xml:space="preserve"> </w:t>
       </w:r>
@@ -23926,103 +20138,11 @@
       <w:pPr>
         <w:pStyle w:val="BodyText"/>
       </w:pPr>
-      <m:oMathPara>
-        <m:oMathParaPr>
-          <m:jc m:val="center"/>
-        </m:oMathParaPr>
-        <m:oMath>
-          <m:sSub>
-            <m:e>
-              <m:r>
-                <m:t>p</m:t>
-              </m:r>
-            </m:e>
-            <m:sub>
-              <m:r>
-                <m:t>D</m:t>
-              </m:r>
-            </m:sub>
-          </m:sSub>
-          <m:limUpp>
-            <m:e>
-              <m:r>
-                <m:rPr>
-                  <m:sty m:val="p"/>
-                </m:rPr>
-                <m:t>=</m:t>
-              </m:r>
-            </m:e>
-            <m:lim>
-              <m:r>
-                <m:rPr>
-                  <m:nor/>
-                  <m:sty m:val="p"/>
-                </m:rPr>
-                <m:t>def</m:t>
-              </m:r>
-            </m:lim>
-          </m:limUpp>
-          <m:bar>
-            <m:barPr>
-              <m:pos m:val="top"/>
-            </m:barPr>
-            <m:e>
-              <m:r>
-                <m:t>D</m:t>
-              </m:r>
-            </m:e>
-          </m:bar>
-          <m:r>
-            <m:rPr>
-              <m:sty m:val="p"/>
-            </m:rPr>
-            <m:t>−</m:t>
-          </m:r>
-          <m:r>
-            <m:t>D</m:t>
-          </m:r>
-          <m:r>
-            <m:rPr>
-              <m:sty m:val="p"/>
-            </m:rPr>
-            <m:t>(</m:t>
-          </m:r>
-          <m:acc>
-            <m:accPr>
-              <m:chr m:val="‾"/>
-            </m:accPr>
-            <m:e>
-              <m:limLow>
-                <m:e>
-                  <m:r>
-                    <m:t>θ</m:t>
-                  </m:r>
-                </m:e>
-                <m:lim>
-                  <m:r>
-                    <m:rPr>
-                      <m:sty m:val="p"/>
-                    </m:rPr>
-                    <m:t>∼</m:t>
-                  </m:r>
-                </m:lim>
-              </m:limLow>
-            </m:e>
-          </m:acc>
-          <m:r>
-            <m:rPr>
-              <m:sty m:val="p"/>
-            </m:rPr>
-            <m:t>)</m:t>
-          </m:r>
-          <m:r>
-            <m:rPr>
-              <m:sty m:val="p"/>
-            </m:rPr>
-            <m:t>.</m:t>
-          </m:r>
-        </m:oMath>
-      </m:oMathPara>
+      <w:r>
+        <w:t xml:space="preserve">$$
+    p_D \stackrel{\text{def}}{=}\overline{D} - D(\bar{\mathord{\smash[b]{\underset{\raise.3ex\hbox{$\scriptstyle\sim$}}{\theta}}\vphantom{\theta}}}).
+    $$</w:t>
+      </w:r>
     </w:p>
     <w:bookmarkEnd w:id="72"/>
     <w:bookmarkStart w:id="73" w:name="def-dic"/>
@@ -24064,105 +20184,11 @@
       <w:pPr>
         <w:pStyle w:val="BodyText"/>
       </w:pPr>
-      <m:oMathPara>
-        <m:oMathParaPr>
-          <m:jc m:val="center"/>
-        </m:oMathParaPr>
-        <m:oMath>
-          <m:r>
-            <m:rPr>
-              <m:sty m:val="p"/>
-            </m:rPr>
-            <m:t>DIC</m:t>
-          </m:r>
-          <m:limUpp>
-            <m:e>
-              <m:r>
-                <m:rPr>
-                  <m:sty m:val="p"/>
-                </m:rPr>
-                <m:t>=</m:t>
-              </m:r>
-            </m:e>
-            <m:lim>
-              <m:r>
-                <m:rPr>
-                  <m:nor/>
-                  <m:sty m:val="p"/>
-                </m:rPr>
-                <m:t>def</m:t>
-              </m:r>
-            </m:lim>
-          </m:limUpp>
-          <m:r>
-            <m:t>D</m:t>
-          </m:r>
-          <m:r>
-            <m:rPr>
-              <m:sty m:val="p"/>
-            </m:rPr>
-            <m:t>(</m:t>
-          </m:r>
-          <m:acc>
-            <m:accPr>
-              <m:chr m:val="‾"/>
-            </m:accPr>
-            <m:e>
-              <m:limLow>
-                <m:e>
-                  <m:r>
-                    <m:t>θ</m:t>
-                  </m:r>
-                </m:e>
-                <m:lim>
-                  <m:r>
-                    <m:rPr>
-                      <m:sty m:val="p"/>
-                    </m:rPr>
-                    <m:t>∼</m:t>
-                  </m:r>
-                </m:lim>
-              </m:limLow>
-            </m:e>
-          </m:acc>
-          <m:r>
-            <m:rPr>
-              <m:sty m:val="p"/>
-            </m:rPr>
-            <m:t>)</m:t>
-          </m:r>
-          <m:r>
-            <m:rPr>
-              <m:sty m:val="p"/>
-            </m:rPr>
-            <m:t>+</m:t>
-          </m:r>
-          <m:r>
-            <m:t>2</m:t>
-          </m:r>
-          <m:r>
-            <m:t> </m:t>
-          </m:r>
-          <m:sSub>
-            <m:e>
-              <m:r>
-                <m:t>p</m:t>
-              </m:r>
-            </m:e>
-            <m:sub>
-              <m:r>
-                <m:t>D</m:t>
-              </m:r>
-            </m:sub>
-          </m:sSub>
-          <m:r>
-            <m:rPr>
-              <m:sty m:val="p"/>
-            </m:rPr>
-            <m:t>,</m:t>
-          </m:r>
-        </m:oMath>
-      </m:oMathPara>
+      <w:r>
+        <w:t xml:space="preserve">$$
+    \operatorname{DIC} \stackrel{\text{def}}{=}D(\bar{\mathord{\smash[b]{\underset{\raise.3ex\hbox{$\scriptstyle\sim$}}{\theta}}\vphantom{\theta}}}) + 2\,p_D,
+    $$</w:t>
+      </w:r>
     </w:p>
     <w:p>
       <w:pPr>
@@ -24270,465 +20296,21 @@
       <w:pPr>
         <w:pStyle w:val="BodyText"/>
       </w:pPr>
-      <m:oMathPara>
-        <m:oMathParaPr>
-          <m:jc m:val="center"/>
-        </m:oMathParaPr>
-        <m:oMath>
-          <m:eqArr>
-            <m:e>
-              <m:r>
-                <m:rPr>
-                  <m:sty m:val="p"/>
-                </m:rPr>
-                <m:t>DIC</m:t>
-              </m:r>
-              <m:r>
-                <m:t>&amp;</m:t>
-              </m:r>
-              <m:r>
-                <m:rPr>
-                  <m:sty m:val="p"/>
-                </m:rPr>
-                <m:t>=</m:t>
-              </m:r>
-              <m:r>
-                <m:t>D</m:t>
-              </m:r>
-              <m:r>
-                <m:rPr>
-                  <m:sty m:val="p"/>
-                </m:rPr>
-                <m:t>(</m:t>
-              </m:r>
-              <m:acc>
-                <m:accPr>
-                  <m:chr m:val="‾"/>
-                </m:accPr>
-                <m:e>
-                  <m:limLow>
-                    <m:e>
-                      <m:r>
-                        <m:t>θ</m:t>
-                      </m:r>
-                    </m:e>
-                    <m:lim>
-                      <m:r>
-                        <m:rPr>
-                          <m:sty m:val="p"/>
-                        </m:rPr>
-                        <m:t>∼</m:t>
-                      </m:r>
-                    </m:lim>
-                  </m:limLow>
-                </m:e>
-              </m:acc>
-              <m:r>
-                <m:rPr>
-                  <m:sty m:val="p"/>
-                </m:rPr>
-                <m:t>)</m:t>
-              </m:r>
-              <m:r>
-                <m:rPr>
-                  <m:sty m:val="p"/>
-                </m:rPr>
-                <m:t>+</m:t>
-              </m:r>
-              <m:r>
-                <m:t>2</m:t>
-              </m:r>
-              <m:r>
-                <m:t>​</m:t>
-              </m:r>
-              <m:d>
-                <m:dPr>
-                  <m:begChr m:val="("/>
-                  <m:sepChr m:val=""/>
-                  <m:endChr m:val=")"/>
-                  <m:grow/>
-                </m:dPr>
-                <m:e>
-                  <m:bar>
-                    <m:barPr>
-                      <m:pos m:val="top"/>
-                    </m:barPr>
-                    <m:e>
-                      <m:r>
-                        <m:t>D</m:t>
-                      </m:r>
-                    </m:e>
-                  </m:bar>
-                  <m:r>
-                    <m:rPr>
-                      <m:sty m:val="p"/>
-                    </m:rPr>
-                    <m:t>−</m:t>
-                  </m:r>
-                  <m:r>
-                    <m:t>D</m:t>
-                  </m:r>
-                  <m:r>
-                    <m:rPr>
-                      <m:sty m:val="p"/>
-                    </m:rPr>
-                    <m:t>(</m:t>
-                  </m:r>
-                  <m:acc>
-                    <m:accPr>
-                      <m:chr m:val="‾"/>
-                    </m:accPr>
-                    <m:e>
-                      <m:limLow>
-                        <m:e>
-                          <m:r>
-                            <m:t>θ</m:t>
-                          </m:r>
-                        </m:e>
-                        <m:lim>
-                          <m:r>
-                            <m:rPr>
-                              <m:sty m:val="p"/>
-                            </m:rPr>
-                            <m:t>∼</m:t>
-                          </m:r>
-                        </m:lim>
-                      </m:limLow>
-                    </m:e>
-                  </m:acc>
-                  <m:r>
-                    <m:rPr>
-                      <m:sty m:val="p"/>
-                    </m:rPr>
-                    <m:t>)</m:t>
-                  </m:r>
-                </m:e>
-              </m:d>
-              <m:r>
-                <m:t>​</m:t>
-              </m:r>
-              <m:r>
-                <m:t>&amp;</m:t>
-              </m:r>
-              <m:r>
-                <m:t>&amp;</m:t>
-              </m:r>
-              <m:r>
-                <m:rPr>
-                  <m:nor/>
-                  <m:sty m:val="p"/>
-                </m:rPr>
-                <m:t>(definition of </m:t>
-              </m:r>
-              <m:sSub>
-                <m:e>
-                  <m:r>
-                    <m:t>p</m:t>
-                  </m:r>
-                </m:e>
-                <m:sub>
-                  <m:r>
-                    <m:t>D</m:t>
-                  </m:r>
-                </m:sub>
-              </m:sSub>
-              <m:r>
-                <m:rPr>
-                  <m:nor/>
-                  <m:sty m:val="p"/>
-                </m:rPr>
-                <m:t>)</m:t>
-              </m:r>
-            </m:e>
-            <m:e>
-              <m:r>
-                <m:t>&amp;</m:t>
-              </m:r>
-              <m:r>
-                <m:rPr>
-                  <m:sty m:val="p"/>
-                </m:rPr>
-                <m:t>=</m:t>
-              </m:r>
-              <m:r>
-                <m:t>2</m:t>
-              </m:r>
-              <m:bar>
-                <m:barPr>
-                  <m:pos m:val="top"/>
-                </m:barPr>
-                <m:e>
-                  <m:r>
-                    <m:t>D</m:t>
-                  </m:r>
-                </m:e>
-              </m:bar>
-              <m:r>
-                <m:rPr>
-                  <m:sty m:val="p"/>
-                </m:rPr>
-                <m:t>−</m:t>
-              </m:r>
-              <m:r>
-                <m:t>D</m:t>
-              </m:r>
-              <m:r>
-                <m:rPr>
-                  <m:sty m:val="p"/>
-                </m:rPr>
-                <m:t>(</m:t>
-              </m:r>
-              <m:acc>
-                <m:accPr>
-                  <m:chr m:val="‾"/>
-                </m:accPr>
-                <m:e>
-                  <m:limLow>
-                    <m:e>
-                      <m:r>
-                        <m:t>θ</m:t>
-                      </m:r>
-                    </m:e>
-                    <m:lim>
-                      <m:r>
-                        <m:rPr>
-                          <m:sty m:val="p"/>
-                        </m:rPr>
-                        <m:t>∼</m:t>
-                      </m:r>
-                    </m:lim>
-                  </m:limLow>
-                </m:e>
-              </m:acc>
-              <m:r>
-                <m:rPr>
-                  <m:sty m:val="p"/>
-                </m:rPr>
-                <m:t>)</m:t>
-              </m:r>
-              <m:r>
-                <m:t>&amp;</m:t>
-              </m:r>
-              <m:r>
-                <m:t>&amp;</m:t>
-              </m:r>
-              <m:r>
-                <m:rPr>
-                  <m:nor/>
-                  <m:sty m:val="p"/>
-                </m:rPr>
-                <m:t>(collecting terms)</m:t>
-              </m:r>
-            </m:e>
-            <m:e>
-              <m:r>
-                <m:t>&amp;</m:t>
-              </m:r>
-              <m:r>
-                <m:rPr>
-                  <m:sty m:val="p"/>
-                </m:rPr>
-                <m:t>=</m:t>
-              </m:r>
-              <m:bar>
-                <m:barPr>
-                  <m:pos m:val="top"/>
-                </m:barPr>
-                <m:e>
-                  <m:r>
-                    <m:t>D</m:t>
-                  </m:r>
-                </m:e>
-              </m:bar>
-              <m:r>
-                <m:rPr>
-                  <m:sty m:val="p"/>
-                </m:rPr>
-                <m:t>+</m:t>
-              </m:r>
-              <m:r>
-                <m:t>​</m:t>
-              </m:r>
-              <m:d>
-                <m:dPr>
-                  <m:begChr m:val="("/>
-                  <m:sepChr m:val=""/>
-                  <m:endChr m:val=")"/>
-                  <m:grow/>
-                </m:dPr>
-                <m:e>
-                  <m:bar>
-                    <m:barPr>
-                      <m:pos m:val="top"/>
-                    </m:barPr>
-                    <m:e>
-                      <m:r>
-                        <m:t>D</m:t>
-                      </m:r>
-                    </m:e>
-                  </m:bar>
-                  <m:r>
-                    <m:rPr>
-                      <m:sty m:val="p"/>
-                    </m:rPr>
-                    <m:t>−</m:t>
-                  </m:r>
-                  <m:r>
-                    <m:t>D</m:t>
-                  </m:r>
-                  <m:r>
-                    <m:rPr>
-                      <m:sty m:val="p"/>
-                    </m:rPr>
-                    <m:t>(</m:t>
-                  </m:r>
-                  <m:acc>
-                    <m:accPr>
-                      <m:chr m:val="‾"/>
-                    </m:accPr>
-                    <m:e>
-                      <m:limLow>
-                        <m:e>
-                          <m:r>
-                            <m:t>θ</m:t>
-                          </m:r>
-                        </m:e>
-                        <m:lim>
-                          <m:r>
-                            <m:rPr>
-                              <m:sty m:val="p"/>
-                            </m:rPr>
-                            <m:t>∼</m:t>
-                          </m:r>
-                        </m:lim>
-                      </m:limLow>
-                    </m:e>
-                  </m:acc>
-                  <m:r>
-                    <m:rPr>
-                      <m:sty m:val="p"/>
-                    </m:rPr>
-                    <m:t>)</m:t>
-                  </m:r>
-                </m:e>
-              </m:d>
-              <m:r>
-                <m:t>​</m:t>
-              </m:r>
-              <m:r>
-                <m:t>&amp;</m:t>
-              </m:r>
-              <m:r>
-                <m:t>&amp;</m:t>
-              </m:r>
-              <m:r>
-                <m:rPr>
-                  <m:nor/>
-                  <m:sty m:val="p"/>
-                </m:rPr>
-                <m:t>(splitting </m:t>
-              </m:r>
-              <m:r>
-                <m:t>2</m:t>
-              </m:r>
-              <m:bar>
-                <m:barPr>
-                  <m:pos m:val="top"/>
-                </m:barPr>
-                <m:e>
-                  <m:r>
-                    <m:t>D</m:t>
-                  </m:r>
-                </m:e>
-              </m:bar>
-              <m:r>
-                <m:rPr>
-                  <m:nor/>
-                  <m:sty m:val="p"/>
-                </m:rPr>
-                <m:t>)</m:t>
-              </m:r>
-            </m:e>
-            <m:e>
-              <m:r>
-                <m:t>&amp;</m:t>
-              </m:r>
-              <m:r>
-                <m:rPr>
-                  <m:sty m:val="p"/>
-                </m:rPr>
-                <m:t>=</m:t>
-              </m:r>
-              <m:bar>
-                <m:barPr>
-                  <m:pos m:val="top"/>
-                </m:barPr>
-                <m:e>
-                  <m:r>
-                    <m:t>D</m:t>
-                  </m:r>
-                </m:e>
-              </m:bar>
-              <m:r>
-                <m:rPr>
-                  <m:sty m:val="p"/>
-                </m:rPr>
-                <m:t>+</m:t>
-              </m:r>
-              <m:sSub>
-                <m:e>
-                  <m:r>
-                    <m:t>p</m:t>
-                  </m:r>
-                </m:e>
-                <m:sub>
-                  <m:r>
-                    <m:t>D</m:t>
-                  </m:r>
-                </m:sub>
-              </m:sSub>
-              <m:r>
-                <m:t>&amp;</m:t>
-              </m:r>
-              <m:r>
-                <m:t>&amp;</m:t>
-              </m:r>
-              <m:r>
-                <m:rPr>
-                  <m:nor/>
-                  <m:sty m:val="p"/>
-                </m:rPr>
-                <m:t>(definition of </m:t>
-              </m:r>
-              <m:sSub>
-                <m:e>
-                  <m:r>
-                    <m:t>p</m:t>
-                  </m:r>
-                </m:e>
-                <m:sub>
-                  <m:r>
-                    <m:t>D</m:t>
-                  </m:r>
-                </m:sub>
-              </m:sSub>
-              <m:r>
-                <m:rPr>
-                  <m:nor/>
-                  <m:sty m:val="p"/>
-                </m:rPr>
-                <m:t>)</m:t>
-              </m:r>
-              <m:r>
-                <m:rPr>
-                  <m:sty m:val="p"/>
-                </m:rPr>
-                <m:t>.</m:t>
-              </m:r>
-            </m:e>
-          </m:eqArr>
-        </m:oMath>
-      </m:oMathPara>
+      <w:r>
+        <w:t xml:space="preserve">$$
+    \begin{aligned}
+    \operatorname{DIC}
+    &amp;= D(\bar{\mathord{\smash[b]{\underset{\raise.3ex\hbox{$\scriptstyle\sim$}}{\theta}}\vphantom{\theta}}}) + 2\mathopen{}\left(\overline{D} - D(\bar{\mathord{\smash[b]{\underset{\raise.3ex\hbox{$\scriptstyle\sim$}}{\theta}}\vphantom{\theta}}})\right)\mathclose{}
+    &amp;&amp; \text{(definition of $p_D$)}\\
+    &amp;= 2\overline{D} - D(\bar{\mathord{\smash[b]{\underset{\raise.3ex\hbox{$\scriptstyle\sim$}}{\theta}}\vphantom{\theta}}})
+    &amp;&amp; \text{(collecting terms)}\\
+    &amp;= \overline{D} + \mathopen{}\left(\overline{D} - D(\bar{\mathord{\smash[b]{\underset{\raise.3ex\hbox{$\scriptstyle\sim$}}{\theta}}\vphantom{\theta}}})\right)\mathclose{}
+    &amp;&amp; \text{(splitting $2\overline{D}$)}\\
+    &amp;= \overline{D} + p_D
+    &amp;&amp; \text{(definition of $p_D$)}.
+    \end{aligned}
+    $$</w:t>
+      </w:r>
     </w:p>
     <w:p>
       <w:pPr>
@@ -24740,45 +20322,9 @@
       <w:r>
         <w:t xml:space="preserve"> </w:t>
       </w:r>
-      <m:oMath>
-        <m:r>
-          <m:t>D</m:t>
-        </m:r>
-        <m:r>
-          <m:rPr>
-            <m:sty m:val="p"/>
-          </m:rPr>
-          <m:t>(</m:t>
-        </m:r>
-        <m:acc>
-          <m:accPr>
-            <m:chr m:val="‾"/>
-          </m:accPr>
-          <m:e>
-            <m:limLow>
-              <m:e>
-                <m:r>
-                  <m:t>θ</m:t>
-                </m:r>
-              </m:e>
-              <m:lim>
-                <m:r>
-                  <m:rPr>
-                    <m:sty m:val="p"/>
-                  </m:rPr>
-                  <m:t>∼</m:t>
-                </m:r>
-              </m:lim>
-            </m:limLow>
-          </m:e>
-        </m:acc>
-        <m:r>
-          <m:rPr>
-            <m:sty m:val="p"/>
-          </m:rPr>
-          <m:t>)</m:t>
-        </m:r>
-      </m:oMath>
+      <w:r>
+        <w:t xml:space="preserve">$D(\bar{\mathord{\smash[b]{\underset{\raise.3ex\hbox{$\scriptstyle\sim$}}{\theta}}\vphantom{\theta}}})$</w:t>
+      </w:r>
       <w:r>
         <w:t xml:space="preserve"> </w:t>
       </w:r>
@@ -24877,30 +20423,9 @@
       <w:r>
         <w:t xml:space="preserve"> </w:t>
       </w:r>
-      <m:oMath>
-        <m:acc>
-          <m:accPr>
-            <m:chr m:val="‾"/>
-          </m:accPr>
-          <m:e>
-            <m:limLow>
-              <m:e>
-                <m:r>
-                  <m:t>θ</m:t>
-                </m:r>
-              </m:e>
-              <m:lim>
-                <m:r>
-                  <m:rPr>
-                    <m:sty m:val="p"/>
-                  </m:rPr>
-                  <m:t>∼</m:t>
-                </m:r>
-              </m:lim>
-            </m:limLow>
-          </m:e>
-        </m:acc>
-      </m:oMath>
+      <w:r>
+        <w:t xml:space="preserve">$\bar{\mathord{\smash[b]{\underset{\raise.3ex\hbox{$\scriptstyle\sim$}}{\theta}}\vphantom{\theta}}}$</w:t>
+      </w:r>
       <w:r>
         <w:t xml:space="preserve"> </w:t>
       </w:r>

--- a/pr-preview/pr-261/mcmc-handout.docx
+++ b/pr-preview/pr-261/mcmc-handout.docx
@@ -15,7 +15,7 @@
         <w:pStyle w:val="Date"/>
       </w:pPr>
       <w:r>
-        <w:t xml:space="preserve">Last modified: 2026-10-16 18:35:04 (PDT)</w:t>
+        <w:t xml:space="preserve">Last modified: 2026-10-17 08:55:52 (PDT)</w:t>
       </w:r>
     </w:p>
     <w:p>

--- a/pr-preview/pr-261/mcmc-handout.docx
+++ b/pr-preview/pr-261/mcmc-handout.docx
@@ -15,7 +15,7 @@
         <w:pStyle w:val="Date"/>
       </w:pPr>
       <w:r>
-        <w:t xml:space="preserve">Last modified: 2026-10-17 08:55:52 (PDT)</w:t>
+        <w:t xml:space="preserve">Last modified: 2026-10-17 10:19:46 (PDT)</w:t>
       </w:r>
     </w:p>
     <w:p>
